--- a/ssw-support-templates/03_定期面談報告書_外国人用.docx
+++ b/ssw-support-templates/03_定期面談報告書_外国人用.docx
@@ -4,7 +4,6 @@
   <w:body>
     <w:p>
       <w:pPr>
-        <w:pStyle w:val="Heading1"/>
         <w:jc w:val="center"/>
       </w:pPr>
       <w:r>
@@ -12,1652 +11,47 @@
           <w:b/>
           <w:sz w:val="28"/>
         </w:rPr>
-        <w:t>参考様式第４－３号｜定期面談報告書（特定技能外国人用）</w:t>
-      </w:r>
-    </w:p>
-    <w:p/>
-    <w:p>
-      <w:pPr/>
-      <w:r>
-        <w:rPr>
-          <w:i/>
-          <w:color w:val="555555"/>
-          <w:sz w:val="18"/>
-        </w:rPr>
-        <w:t>**凡例**</w:t>
-      </w:r>
-    </w:p>
-    <w:p>
-      <w:pPr/>
-      <w:r>
-        <w:rPr>
-          <w:i/>
-          <w:color w:val="555555"/>
-          <w:sz w:val="18"/>
-        </w:rPr>
-        <w:t>- `██ 固定情報 ██` … 会社マスタ（初回のみ設定）</w:t>
-      </w:r>
-    </w:p>
-    <w:p>
-      <w:pPr/>
-      <w:r>
-        <w:rPr>
-          <w:i/>
-          <w:color w:val="555555"/>
-          <w:sz w:val="18"/>
-        </w:rPr>
-        <w:t>- `[変数名]` … 面談ごとに書き換える変数</w:t>
-      </w:r>
-    </w:p>
-    <w:p>
-      <w:pPr/>
-      <w:r>
-        <w:rPr>
-          <w:i/>
-          <w:color w:val="555555"/>
-          <w:sz w:val="18"/>
-        </w:rPr>
-        <w:t>- 本書は**外国人本人との定期面談（3ヶ月に1回以上）のたびに1枚作成**する</w:t>
-      </w:r>
-    </w:p>
-    <w:p>
-      <w:pPr/>
-      <w:r>
-        <w:rPr>
-          <w:i/>
-          <w:color w:val="555555"/>
-          <w:sz w:val="18"/>
-        </w:rPr>
-        <w:t>- 面談担当者は、受入機関の監督者と利害関係のない者（登録支援機関担当者等）であること</w:t>
+        <w:t>定期面談報告書・特定技能外国人用（参考様式第４－３号）</w:t>
       </w:r>
     </w:p>
     <w:p/>
     <w:p>
       <w:r>
-        <w:t>────────────────────────────────────────</w:t>
-      </w:r>
-    </w:p>
-    <w:p/>
-    <w:p>
-      <w:pPr/>
-      <w:r>
         <w:rPr>
-          <w:rFonts w:ascii="Courier New" w:hAnsi="Courier New"/>
-          <w:sz w:val="18"/>
+          <w:i/>
+          <w:color w:val="666666"/>
+          <w:sz w:val="17"/>
         </w:rPr>
-        <w:t>━━━━━━━━━━━━━━━━━━━━━━━━━━━━━━━━━━━━━━━━</w:t>
+        <w:t xml:space="preserve">外国人本人との定期面談（3ヶ月に1回以上）のたびに1枚作成。  </w:t>
       </w:r>
     </w:p>
     <w:p>
-      <w:pPr/>
       <w:r>
         <w:rPr>
-          <w:rFonts w:ascii="Courier New" w:hAnsi="Courier New"/>
-          <w:sz w:val="18"/>
+          <w:i/>
+          <w:color w:val="666666"/>
+          <w:sz w:val="17"/>
         </w:rPr>
-        <w:t xml:space="preserve">       定期面談報告書（特定技能外国人用）</w:t>
-      </w:r>
-    </w:p>
-    <w:p>
-      <w:pPr/>
-      <w:r>
-        <w:rPr>
-          <w:rFonts w:ascii="Courier New" w:hAnsi="Courier New"/>
-          <w:sz w:val="18"/>
-        </w:rPr>
-        <w:t xml:space="preserve">             （参考様式第４－３号）</w:t>
-      </w:r>
-    </w:p>
-    <w:p>
-      <w:pPr/>
-      <w:r>
-        <w:rPr>
-          <w:rFonts w:ascii="Courier New" w:hAnsi="Courier New"/>
-          <w:sz w:val="18"/>
-        </w:rPr>
-        <w:t>━━━━━━━━━━━━━━━━━━━━━━━━━━━━━━━━━━━━━━━━</w:t>
-      </w:r>
-    </w:p>
-    <w:p>
-      <w:pPr/>
-    </w:p>
-    <w:p>
-      <w:pPr/>
-      <w:r>
-        <w:rPr>
-          <w:rFonts w:ascii="Courier New" w:hAnsi="Courier New"/>
-          <w:sz w:val="18"/>
-        </w:rPr>
-        <w:t>面談実施日：令和 [面談年] 年 [面談月] 月 [面談日] 日</w:t>
-      </w:r>
-    </w:p>
-    <w:p>
-      <w:pPr/>
-      <w:r>
-        <w:rPr>
-          <w:rFonts w:ascii="Courier New" w:hAnsi="Courier New"/>
-          <w:sz w:val="18"/>
-        </w:rPr>
-        <w:t>報告書番号：[報告書番号]  （例：2025-Q2-INT-001）</w:t>
-      </w:r>
-    </w:p>
-    <w:p>
-      <w:pPr/>
-    </w:p>
-    <w:p>
-      <w:pPr/>
-      <w:r>
-        <w:rPr>
-          <w:rFonts w:ascii="Courier New" w:hAnsi="Courier New"/>
-          <w:sz w:val="18"/>
-        </w:rPr>
-        <w:t>━━━━━━━━━━━━━━━━━━━━━━━━━━━━━━</w:t>
-      </w:r>
-    </w:p>
-    <w:p>
-      <w:pPr/>
-      <w:r>
-        <w:rPr>
-          <w:rFonts w:ascii="Courier New" w:hAnsi="Courier New"/>
-          <w:sz w:val="18"/>
-        </w:rPr>
-        <w:t>【第１部：面談実施者情報】※ 固定情報</w:t>
-      </w:r>
-    </w:p>
-    <w:p>
-      <w:pPr/>
-      <w:r>
-        <w:rPr>
-          <w:rFonts w:ascii="Courier New" w:hAnsi="Courier New"/>
-          <w:sz w:val="18"/>
-        </w:rPr>
-        <w:t>━━━━━━━━━━━━━━━━━━━━━━━━━━━━━━</w:t>
-      </w:r>
-    </w:p>
-    <w:p>
-      <w:pPr/>
-    </w:p>
-    <w:p>
-      <w:pPr/>
-      <w:r>
-        <w:rPr>
-          <w:rFonts w:ascii="Courier New" w:hAnsi="Courier New"/>
-          <w:sz w:val="18"/>
-        </w:rPr>
-        <w:t>登録支援機関名称    ：██ [自社名称]          ██</w:t>
-      </w:r>
-    </w:p>
-    <w:p>
-      <w:pPr/>
-      <w:r>
-        <w:rPr>
-          <w:rFonts w:ascii="Courier New" w:hAnsi="Courier New"/>
-          <w:sz w:val="18"/>
-        </w:rPr>
-        <w:t>登録番号            ：██ 19登－XXXXXXXX       ██</w:t>
-      </w:r>
-    </w:p>
-    <w:p>
-      <w:pPr/>
-      <w:r>
-        <w:rPr>
-          <w:rFonts w:ascii="Courier New" w:hAnsi="Courier New"/>
-          <w:sz w:val="18"/>
-        </w:rPr>
-        <w:t>面談担当者氏名      ：██ [面談担当者氏名]     ██</w:t>
-      </w:r>
-    </w:p>
-    <w:p>
-      <w:pPr/>
-      <w:r>
-        <w:rPr>
-          <w:rFonts w:ascii="Courier New" w:hAnsi="Courier New"/>
-          <w:sz w:val="18"/>
-        </w:rPr>
-        <w:t>面談担当者の役職    ：██ [面談担当者役職]     ██</w:t>
-      </w:r>
-    </w:p>
-    <w:p>
-      <w:pPr/>
-      <w:r>
-        <w:rPr>
-          <w:rFonts w:ascii="Courier New" w:hAnsi="Courier New"/>
-          <w:sz w:val="18"/>
-        </w:rPr>
-        <w:t>監督者との利害関係  ：□ 利害関係なし（本項目は必ず確認・記録すること）</w:t>
-      </w:r>
-    </w:p>
-    <w:p>
-      <w:pPr/>
-    </w:p>
-    <w:p>
-      <w:pPr/>
-      <w:r>
-        <w:rPr>
-          <w:rFonts w:ascii="Courier New" w:hAnsi="Courier New"/>
-          <w:sz w:val="18"/>
-        </w:rPr>
-        <w:t>━━━━━━━━━━━━━━━━━━━━━━━━━━━━━━</w:t>
-      </w:r>
-    </w:p>
-    <w:p>
-      <w:pPr/>
-      <w:r>
-        <w:rPr>
-          <w:rFonts w:ascii="Courier New" w:hAnsi="Courier New"/>
-          <w:sz w:val="18"/>
-        </w:rPr>
-        <w:t>【第２部：面談対象外国人の情報】</w:t>
-      </w:r>
-    </w:p>
-    <w:p>
-      <w:pPr/>
-      <w:r>
-        <w:rPr>
-          <w:rFonts w:ascii="Courier New" w:hAnsi="Courier New"/>
-          <w:sz w:val="18"/>
-        </w:rPr>
-        <w:t>━━━━━━━━━━━━━━━━━━━━━━━━━━━━━━</w:t>
-      </w:r>
-    </w:p>
-    <w:p>
-      <w:pPr/>
-    </w:p>
-    <w:p>
-      <w:pPr/>
-      <w:r>
-        <w:rPr>
-          <w:rFonts w:ascii="Courier New" w:hAnsi="Courier New"/>
-          <w:sz w:val="18"/>
-        </w:rPr>
-        <w:t>氏名（ローマ字）    ：[外国人氏名]</w:t>
-      </w:r>
-    </w:p>
-    <w:p>
-      <w:pPr/>
-      <w:r>
-        <w:rPr>
-          <w:rFonts w:ascii="Courier New" w:hAnsi="Courier New"/>
-          <w:sz w:val="18"/>
-        </w:rPr>
-        <w:t>生年月日            ：[生年月日]</w:t>
-      </w:r>
-    </w:p>
-    <w:p>
-      <w:pPr/>
-      <w:r>
-        <w:rPr>
-          <w:rFonts w:ascii="Courier New" w:hAnsi="Courier New"/>
-          <w:sz w:val="18"/>
-        </w:rPr>
-        <w:t>国籍                ：[国籍]</w:t>
-      </w:r>
-    </w:p>
-    <w:p>
-      <w:pPr/>
-      <w:r>
-        <w:rPr>
-          <w:rFonts w:ascii="Courier New" w:hAnsi="Courier New"/>
-          <w:sz w:val="18"/>
-        </w:rPr>
-        <w:t>在留カード番号      ：[在留カード番号]</w:t>
-      </w:r>
-    </w:p>
-    <w:p>
-      <w:pPr/>
-      <w:r>
-        <w:rPr>
-          <w:rFonts w:ascii="Courier New" w:hAnsi="Courier New"/>
-          <w:sz w:val="18"/>
-        </w:rPr>
-        <w:t>在留資格            ：特定技能１号</w:t>
-      </w:r>
-    </w:p>
-    <w:p>
-      <w:pPr/>
-      <w:r>
-        <w:rPr>
-          <w:rFonts w:ascii="Courier New" w:hAnsi="Courier New"/>
-          <w:sz w:val="18"/>
-        </w:rPr>
-        <w:t>在留期間満了日      ：令和 [満了年] 年 [満了月] 月 [満了日] 日</w:t>
-      </w:r>
-    </w:p>
-    <w:p>
-      <w:pPr/>
-      <w:r>
-        <w:rPr>
-          <w:rFonts w:ascii="Courier New" w:hAnsi="Courier New"/>
-          <w:sz w:val="18"/>
-        </w:rPr>
-        <w:t>受入機関名          ：[受入機関名]</w:t>
-      </w:r>
-    </w:p>
-    <w:p>
-      <w:pPr/>
-      <w:r>
-        <w:rPr>
-          <w:rFonts w:ascii="Courier New" w:hAnsi="Courier New"/>
-          <w:sz w:val="18"/>
-        </w:rPr>
-        <w:t>就労場所            ：[就労場所住所]</w:t>
-      </w:r>
-    </w:p>
-    <w:p>
-      <w:pPr/>
-      <w:r>
-        <w:rPr>
-          <w:rFonts w:ascii="Courier New" w:hAnsi="Courier New"/>
-          <w:sz w:val="18"/>
-        </w:rPr>
-        <w:t>特定技能分野・業務  ：[特定技能分野]（[具体的業務内容]）</w:t>
-      </w:r>
-    </w:p>
-    <w:p>
-      <w:pPr/>
-      <w:r>
-        <w:rPr>
-          <w:rFonts w:ascii="Courier New" w:hAnsi="Courier New"/>
-          <w:sz w:val="18"/>
-        </w:rPr>
-        <w:t>入社（就労開始）日  ：令和 [就労開始年] 年 [就労開始月] 月 [就労開始日] 日</w:t>
-      </w:r>
-    </w:p>
-    <w:p>
-      <w:pPr/>
-      <w:r>
-        <w:rPr>
-          <w:rFonts w:ascii="Courier New" w:hAnsi="Courier New"/>
-          <w:sz w:val="18"/>
-        </w:rPr>
-        <w:t>面談回数（通算）    ：第 [面談通算回数] 回目</w:t>
-      </w:r>
-    </w:p>
-    <w:p>
-      <w:pPr/>
-    </w:p>
-    <w:p>
-      <w:pPr/>
-      <w:r>
-        <w:rPr>
-          <w:rFonts w:ascii="Courier New" w:hAnsi="Courier New"/>
-          <w:sz w:val="18"/>
-        </w:rPr>
-        <w:t>━━━━━━━━━━━━━━━━━━━━━━━━━━━━━━</w:t>
-      </w:r>
-    </w:p>
-    <w:p>
-      <w:pPr/>
-      <w:r>
-        <w:rPr>
-          <w:rFonts w:ascii="Courier New" w:hAnsi="Courier New"/>
-          <w:sz w:val="18"/>
-        </w:rPr>
-        <w:t>【第３部：面談の実施状況】</w:t>
-      </w:r>
-    </w:p>
-    <w:p>
-      <w:pPr/>
-      <w:r>
-        <w:rPr>
-          <w:rFonts w:ascii="Courier New" w:hAnsi="Courier New"/>
-          <w:sz w:val="18"/>
-        </w:rPr>
-        <w:t>━━━━━━━━━━━━━━━━━━━━━━━━━━━━━━</w:t>
-      </w:r>
-    </w:p>
-    <w:p>
-      <w:pPr/>
-    </w:p>
-    <w:p>
-      <w:pPr/>
-      <w:r>
-        <w:rPr>
-          <w:rFonts w:ascii="Courier New" w:hAnsi="Courier New"/>
-          <w:sz w:val="18"/>
-        </w:rPr>
-        <w:t>面談開始時刻：[開始時刻]　　面談終了時刻：[終了時刻]</w:t>
-      </w:r>
-    </w:p>
-    <w:p>
-      <w:pPr/>
-      <w:r>
-        <w:rPr>
-          <w:rFonts w:ascii="Courier New" w:hAnsi="Courier New"/>
-          <w:sz w:val="18"/>
-        </w:rPr>
-        <w:t>所要時間    ：約 [所要時間] 分</w:t>
-      </w:r>
-    </w:p>
-    <w:p>
-      <w:pPr/>
-      <w:r>
-        <w:rPr>
-          <w:rFonts w:ascii="Courier New" w:hAnsi="Courier New"/>
-          <w:sz w:val="18"/>
-        </w:rPr>
-        <w:t>実施場所    ：[面談実施場所]</w:t>
-      </w:r>
-    </w:p>
-    <w:p>
-      <w:pPr/>
-      <w:r>
-        <w:rPr>
-          <w:rFonts w:ascii="Courier New" w:hAnsi="Courier New"/>
-          <w:sz w:val="18"/>
-        </w:rPr>
-        <w:t xml:space="preserve">              （例：当機関事務所 / [受入機関名]事業所内会議室 / オンライン）</w:t>
-      </w:r>
-    </w:p>
-    <w:p>
-      <w:pPr/>
-      <w:r>
-        <w:rPr>
-          <w:rFonts w:ascii="Courier New" w:hAnsi="Courier New"/>
-          <w:sz w:val="18"/>
-        </w:rPr>
-        <w:t>実施方法    ：□ 対面  □ オンライン（[使用ツール]）  □ 電話</w:t>
-      </w:r>
-    </w:p>
-    <w:p>
-      <w:pPr/>
-      <w:r>
-        <w:rPr>
-          <w:rFonts w:ascii="Courier New" w:hAnsi="Courier New"/>
-          <w:sz w:val="18"/>
-        </w:rPr>
-        <w:t>使用言語    ：[使用言語]</w:t>
-      </w:r>
-    </w:p>
-    <w:p>
-      <w:pPr/>
-      <w:r>
-        <w:rPr>
-          <w:rFonts w:ascii="Courier New" w:hAnsi="Courier New"/>
-          <w:sz w:val="18"/>
-        </w:rPr>
-        <w:t>通訳の有無  ：□ なし  □ あり（通訳者氏名：[通訳者氏名]、言語：[通訳言語]）</w:t>
-      </w:r>
-    </w:p>
-    <w:p>
-      <w:pPr/>
-      <w:r>
-        <w:rPr>
-          <w:rFonts w:ascii="Courier New" w:hAnsi="Courier New"/>
-          <w:sz w:val="18"/>
-        </w:rPr>
-        <w:t>受入機関関係者の同席：□ なし  □ あり（同席者氏名・役職：[同席者情報]）</w:t>
-      </w:r>
-    </w:p>
-    <w:p>
-      <w:pPr/>
-      <w:r>
-        <w:rPr>
-          <w:rFonts w:ascii="Courier New" w:hAnsi="Courier New"/>
-          <w:sz w:val="18"/>
-        </w:rPr>
-        <w:t xml:space="preserve">  ※ 受入機関の監督的立場の者が同席する場合、外国人が率直に話せる</w:t>
-      </w:r>
-    </w:p>
-    <w:p>
-      <w:pPr/>
-      <w:r>
-        <w:rPr>
-          <w:rFonts w:ascii="Courier New" w:hAnsi="Courier New"/>
-          <w:sz w:val="18"/>
-        </w:rPr>
-        <w:t xml:space="preserve">    別途機会を設けること（または同席なしで再度確認すること）</w:t>
-      </w:r>
-    </w:p>
-    <w:p>
-      <w:pPr/>
-    </w:p>
-    <w:p>
-      <w:pPr/>
-      <w:r>
-        <w:rPr>
-          <w:rFonts w:ascii="Courier New" w:hAnsi="Courier New"/>
-          <w:sz w:val="18"/>
-        </w:rPr>
-        <w:t>━━━━━━━━━━━━━━━━━━━━━━━━━━━━━━</w:t>
-      </w:r>
-    </w:p>
-    <w:p>
-      <w:pPr/>
-      <w:r>
-        <w:rPr>
-          <w:rFonts w:ascii="Courier New" w:hAnsi="Courier New"/>
-          <w:sz w:val="18"/>
-        </w:rPr>
-        <w:t>【第４部：面談内容（外国人への確認事項）】</w:t>
-      </w:r>
-    </w:p>
-    <w:p>
-      <w:pPr/>
-      <w:r>
-        <w:rPr>
-          <w:rFonts w:ascii="Courier New" w:hAnsi="Courier New"/>
-          <w:sz w:val="18"/>
-        </w:rPr>
-        <w:t>━━━━━━━━━━━━━━━━━━━━━━━━━━━━━━</w:t>
-      </w:r>
-    </w:p>
-    <w:p>
-      <w:pPr/>
-    </w:p>
-    <w:p>
-      <w:pPr/>
-      <w:r>
-        <w:rPr>
-          <w:rFonts w:ascii="Courier New" w:hAnsi="Courier New"/>
-          <w:sz w:val="18"/>
-        </w:rPr>
-        <w:t>────────────────────────────────</w:t>
-      </w:r>
-    </w:p>
-    <w:p>
-      <w:pPr/>
-      <w:r>
-        <w:rPr>
-          <w:rFonts w:ascii="Courier New" w:hAnsi="Courier New"/>
-          <w:sz w:val="18"/>
-        </w:rPr>
-        <w:t>（１）就労状況の確認</w:t>
-      </w:r>
-    </w:p>
-    <w:p>
-      <w:pPr/>
-      <w:r>
-        <w:rPr>
-          <w:rFonts w:ascii="Courier New" w:hAnsi="Courier New"/>
-          <w:sz w:val="18"/>
-        </w:rPr>
-        <w:t>────────────────────────────────</w:t>
-      </w:r>
-    </w:p>
-    <w:p>
-      <w:pPr/>
-      <w:r>
-        <w:rPr>
-          <w:rFonts w:ascii="Courier New" w:hAnsi="Courier New"/>
-          <w:sz w:val="18"/>
-        </w:rPr>
-        <w:t xml:space="preserve">  Ａ．業務内容について</w:t>
-      </w:r>
-    </w:p>
-    <w:p>
-      <w:pPr/>
-      <w:r>
-        <w:rPr>
-          <w:rFonts w:ascii="Courier New" w:hAnsi="Courier New"/>
-          <w:sz w:val="18"/>
-        </w:rPr>
-        <w:t xml:space="preserve">    雇用契約書記載の業務と相違はあるか：□ 相違なし  □ 相違あり</w:t>
-      </w:r>
-    </w:p>
-    <w:p>
-      <w:pPr/>
-      <w:r>
-        <w:rPr>
-          <w:rFonts w:ascii="Courier New" w:hAnsi="Courier New"/>
-          <w:sz w:val="18"/>
-        </w:rPr>
-        <w:t xml:space="preserve">    相違ありの場合の内容：[業務相違内容]</w:t>
-      </w:r>
-    </w:p>
-    <w:p>
-      <w:pPr/>
-    </w:p>
-    <w:p>
-      <w:pPr/>
-      <w:r>
-        <w:rPr>
-          <w:rFonts w:ascii="Courier New" w:hAnsi="Courier New"/>
-          <w:sz w:val="18"/>
-        </w:rPr>
-        <w:t xml:space="preserve">  Ｂ．労働時間・休日について</w:t>
-      </w:r>
-    </w:p>
-    <w:p>
-      <w:pPr/>
-      <w:r>
-        <w:rPr>
-          <w:rFonts w:ascii="Courier New" w:hAnsi="Courier New"/>
-          <w:sz w:val="18"/>
-        </w:rPr>
-        <w:t xml:space="preserve">    所定労働時間（週）：[所定労働時間] 時間</w:t>
-      </w:r>
-    </w:p>
-    <w:p>
-      <w:pPr/>
-      <w:r>
-        <w:rPr>
-          <w:rFonts w:ascii="Courier New" w:hAnsi="Courier New"/>
-          <w:sz w:val="18"/>
-        </w:rPr>
-        <w:t xml:space="preserve">    実際の労働時間（週の概算）：[実際の労働時間] 時間</w:t>
-      </w:r>
-    </w:p>
-    <w:p>
-      <w:pPr/>
-      <w:r>
-        <w:rPr>
-          <w:rFonts w:ascii="Courier New" w:hAnsi="Courier New"/>
-          <w:sz w:val="18"/>
-        </w:rPr>
-        <w:t xml:space="preserve">    時間外労働の有無  ：□ なし  □ あり（月平均 [月平均残業時間] 時間）</w:t>
-      </w:r>
-    </w:p>
-    <w:p>
-      <w:pPr/>
-      <w:r>
-        <w:rPr>
-          <w:rFonts w:ascii="Courier New" w:hAnsi="Courier New"/>
-          <w:sz w:val="18"/>
-        </w:rPr>
-        <w:t xml:space="preserve">    休日・休暇の取得  ：□ 適切に取得できている  □ 取得できていない（理由：[理由]）</w:t>
-      </w:r>
-    </w:p>
-    <w:p>
-      <w:pPr/>
-      <w:r>
-        <w:rPr>
-          <w:rFonts w:ascii="Courier New" w:hAnsi="Courier New"/>
-          <w:sz w:val="18"/>
-        </w:rPr>
-        <w:t xml:space="preserve">    36協定等の遵守状況：□ 問題なし  □ 問題あり（内容：[問題内容]）</w:t>
-      </w:r>
-    </w:p>
-    <w:p>
-      <w:pPr/>
-    </w:p>
-    <w:p>
-      <w:pPr/>
-      <w:r>
-        <w:rPr>
-          <w:rFonts w:ascii="Courier New" w:hAnsi="Courier New"/>
-          <w:sz w:val="18"/>
-        </w:rPr>
-        <w:t xml:space="preserve">  Ｃ．賃金について</w:t>
-      </w:r>
-    </w:p>
-    <w:p>
-      <w:pPr/>
-      <w:r>
-        <w:rPr>
-          <w:rFonts w:ascii="Courier New" w:hAnsi="Courier New"/>
-          <w:sz w:val="18"/>
-        </w:rPr>
-        <w:t xml:space="preserve">    賃金の支払いはあるか    ：□ 支払われている  □ 遅延・未払いあり（[詳細]）</w:t>
-      </w:r>
-    </w:p>
-    <w:p>
-      <w:pPr/>
-      <w:r>
-        <w:rPr>
-          <w:rFonts w:ascii="Courier New" w:hAnsi="Courier New"/>
-          <w:sz w:val="18"/>
-        </w:rPr>
-        <w:t xml:space="preserve">    給与明細の交付          ：□ 交付されている  □ 交付されていない</w:t>
-      </w:r>
-    </w:p>
-    <w:p>
-      <w:pPr/>
-      <w:r>
-        <w:rPr>
-          <w:rFonts w:ascii="Courier New" w:hAnsi="Courier New"/>
-          <w:sz w:val="18"/>
-        </w:rPr>
-        <w:t xml:space="preserve">    控除内容の説明・同意    ：□ 説明・同意あり  □ 不明・同意なし（[詳細]）</w:t>
-      </w:r>
-    </w:p>
-    <w:p>
-      <w:pPr/>
-      <w:r>
-        <w:rPr>
-          <w:rFonts w:ascii="Courier New" w:hAnsi="Courier New"/>
-          <w:sz w:val="18"/>
-        </w:rPr>
-        <w:t xml:space="preserve">    雇用契約書との相違      ：□ 相違なし  □ 相違あり（[詳細]）</w:t>
-      </w:r>
-    </w:p>
-    <w:p>
-      <w:pPr/>
-    </w:p>
-    <w:p>
-      <w:pPr/>
-      <w:r>
-        <w:rPr>
-          <w:rFonts w:ascii="Courier New" w:hAnsi="Courier New"/>
-          <w:sz w:val="18"/>
-        </w:rPr>
-        <w:t xml:space="preserve">  Ｄ．社会保険・税金について</w:t>
-      </w:r>
-    </w:p>
-    <w:p>
-      <w:pPr/>
-      <w:r>
-        <w:rPr>
-          <w:rFonts w:ascii="Courier New" w:hAnsi="Courier New"/>
-          <w:sz w:val="18"/>
-        </w:rPr>
-        <w:t xml:space="preserve">    健康保険の加入状況      ：□ 加入済  □ 未加入（理由：[理由]）</w:t>
-      </w:r>
-    </w:p>
-    <w:p>
-      <w:pPr/>
-      <w:r>
-        <w:rPr>
-          <w:rFonts w:ascii="Courier New" w:hAnsi="Courier New"/>
-          <w:sz w:val="18"/>
-        </w:rPr>
-        <w:t xml:space="preserve">    厚生年金（国民年金）    ：□ 加入済  □ 未加入（理由：[理由]）</w:t>
-      </w:r>
-    </w:p>
-    <w:p>
-      <w:pPr/>
-      <w:r>
-        <w:rPr>
-          <w:rFonts w:ascii="Courier New" w:hAnsi="Courier New"/>
-          <w:sz w:val="18"/>
-        </w:rPr>
-        <w:t xml:space="preserve">    雇用保険                ：□ 加入済  □ 未加入（理由：[理由]）</w:t>
-      </w:r>
-    </w:p>
-    <w:p>
-      <w:pPr/>
-      <w:r>
-        <w:rPr>
-          <w:rFonts w:ascii="Courier New" w:hAnsi="Courier New"/>
-          <w:sz w:val="18"/>
-        </w:rPr>
-        <w:t xml:space="preserve">    住民税・所得税の理解    ：□ 理解している  □ 不明点あり（[内容]）</w:t>
-      </w:r>
-    </w:p>
-    <w:p>
-      <w:pPr/>
-    </w:p>
-    <w:p>
-      <w:pPr/>
-      <w:r>
-        <w:rPr>
-          <w:rFonts w:ascii="Courier New" w:hAnsi="Courier New"/>
-          <w:sz w:val="18"/>
-        </w:rPr>
-        <w:t>────────────────────────────────</w:t>
-      </w:r>
-    </w:p>
-    <w:p>
-      <w:pPr/>
-      <w:r>
-        <w:rPr>
-          <w:rFonts w:ascii="Courier New" w:hAnsi="Courier New"/>
-          <w:sz w:val="18"/>
-        </w:rPr>
-        <w:t>（２）職場環境・人間関係の確認</w:t>
-      </w:r>
-    </w:p>
-    <w:p>
-      <w:pPr/>
-      <w:r>
-        <w:rPr>
-          <w:rFonts w:ascii="Courier New" w:hAnsi="Courier New"/>
-          <w:sz w:val="18"/>
-        </w:rPr>
-        <w:t>────────────────────────────────</w:t>
-      </w:r>
-    </w:p>
-    <w:p>
-      <w:pPr/>
-      <w:r>
-        <w:rPr>
-          <w:rFonts w:ascii="Courier New" w:hAnsi="Courier New"/>
-          <w:sz w:val="18"/>
-        </w:rPr>
-        <w:t xml:space="preserve">  Ａ．職場の環境</w:t>
-      </w:r>
-    </w:p>
-    <w:p>
-      <w:pPr/>
-      <w:r>
-        <w:rPr>
-          <w:rFonts w:ascii="Courier New" w:hAnsi="Courier New"/>
-          <w:sz w:val="18"/>
-        </w:rPr>
-        <w:t xml:space="preserve">    職場の雰囲気           ：□ 良好  □ 普通  □ 問題あり（[内容]）</w:t>
-      </w:r>
-    </w:p>
-    <w:p>
-      <w:pPr/>
-      <w:r>
-        <w:rPr>
-          <w:rFonts w:ascii="Courier New" w:hAnsi="Courier New"/>
-          <w:sz w:val="18"/>
-        </w:rPr>
-        <w:t xml:space="preserve">    安全衛生面（設備・装備）：□ 問題なし  □ 問題あり（[内容]）</w:t>
-      </w:r>
-    </w:p>
-    <w:p>
-      <w:pPr/>
-    </w:p>
-    <w:p>
-      <w:pPr/>
-      <w:r>
-        <w:rPr>
-          <w:rFonts w:ascii="Courier New" w:hAnsi="Courier New"/>
-          <w:sz w:val="18"/>
-        </w:rPr>
-        <w:t xml:space="preserve">  Ｂ．人間関係・ハラスメント</w:t>
-      </w:r>
-    </w:p>
-    <w:p>
-      <w:pPr/>
-      <w:r>
-        <w:rPr>
-          <w:rFonts w:ascii="Courier New" w:hAnsi="Courier New"/>
-          <w:sz w:val="18"/>
-        </w:rPr>
-        <w:t xml:space="preserve">    上司・同僚との関係     ：□ 良好  □ 普通  □ 困難（[内容]）</w:t>
-      </w:r>
-    </w:p>
-    <w:p>
-      <w:pPr/>
-      <w:r>
-        <w:rPr>
-          <w:rFonts w:ascii="Courier New" w:hAnsi="Courier New"/>
-          <w:sz w:val="18"/>
-        </w:rPr>
-        <w:t xml:space="preserve">    ハラスメントの有無     ：□ なし  □ あり（種別：[種別]、内容：[内容]）</w:t>
-      </w:r>
-    </w:p>
-    <w:p>
-      <w:pPr/>
-      <w:r>
-        <w:rPr>
-          <w:rFonts w:ascii="Courier New" w:hAnsi="Courier New"/>
-          <w:sz w:val="18"/>
-        </w:rPr>
-        <w:t xml:space="preserve">    いじめ・差別の有無     ：□ なし  □ あり（内容：[内容]）</w:t>
-      </w:r>
-    </w:p>
-    <w:p>
-      <w:pPr/>
-    </w:p>
-    <w:p>
-      <w:pPr/>
-      <w:r>
-        <w:rPr>
-          <w:rFonts w:ascii="Courier New" w:hAnsi="Courier New"/>
-          <w:sz w:val="18"/>
-        </w:rPr>
-        <w:t xml:space="preserve">  Ｃ．強制・脅迫・身体拘束等の有無</w:t>
-      </w:r>
-    </w:p>
-    <w:p>
-      <w:pPr/>
-      <w:r>
-        <w:rPr>
-          <w:rFonts w:ascii="Courier New" w:hAnsi="Courier New"/>
-          <w:sz w:val="18"/>
-        </w:rPr>
-        <w:t xml:space="preserve">    旅券・在留カードの取り上げ：□ なし  □ あり（[詳細]）</w:t>
-      </w:r>
-    </w:p>
-    <w:p>
-      <w:pPr/>
-      <w:r>
-        <w:rPr>
-          <w:rFonts w:ascii="Courier New" w:hAnsi="Courier New"/>
-          <w:sz w:val="18"/>
-        </w:rPr>
-        <w:t xml:space="preserve">    強制的な貯蓄・過度の費用徴収：□ なし  □ あり（[詳細]）</w:t>
-      </w:r>
-    </w:p>
-    <w:p>
-      <w:pPr/>
-      <w:r>
-        <w:rPr>
-          <w:rFonts w:ascii="Courier New" w:hAnsi="Courier New"/>
-          <w:sz w:val="18"/>
-        </w:rPr>
-        <w:t xml:space="preserve">    その他人権侵害等       ：□ なし  □ あり（[詳細]）</w:t>
-      </w:r>
-    </w:p>
-    <w:p>
-      <w:pPr/>
-    </w:p>
-    <w:p>
-      <w:pPr/>
-      <w:r>
-        <w:rPr>
-          <w:rFonts w:ascii="Courier New" w:hAnsi="Courier New"/>
-          <w:sz w:val="18"/>
-        </w:rPr>
-        <w:t>────────────────────────────────</w:t>
-      </w:r>
-    </w:p>
-    <w:p>
-      <w:pPr/>
-      <w:r>
-        <w:rPr>
-          <w:rFonts w:ascii="Courier New" w:hAnsi="Courier New"/>
-          <w:sz w:val="18"/>
-        </w:rPr>
-        <w:t>（３）生活状況の確認</w:t>
-      </w:r>
-    </w:p>
-    <w:p>
-      <w:pPr/>
-      <w:r>
-        <w:rPr>
-          <w:rFonts w:ascii="Courier New" w:hAnsi="Courier New"/>
-          <w:sz w:val="18"/>
-        </w:rPr>
-        <w:t>────────────────────────────────</w:t>
-      </w:r>
-    </w:p>
-    <w:p>
-      <w:pPr/>
-      <w:r>
-        <w:rPr>
-          <w:rFonts w:ascii="Courier New" w:hAnsi="Courier New"/>
-          <w:sz w:val="18"/>
-        </w:rPr>
-        <w:t xml:space="preserve">  Ａ．住居</w:t>
-      </w:r>
-    </w:p>
-    <w:p>
-      <w:pPr/>
-      <w:r>
-        <w:rPr>
-          <w:rFonts w:ascii="Courier New" w:hAnsi="Courier New"/>
-          <w:sz w:val="18"/>
-        </w:rPr>
-        <w:t xml:space="preserve">    居住状況               ：[居住状況]</w:t>
-      </w:r>
-    </w:p>
-    <w:p>
-      <w:pPr/>
-      <w:r>
-        <w:rPr>
-          <w:rFonts w:ascii="Courier New" w:hAnsi="Courier New"/>
-          <w:sz w:val="18"/>
-        </w:rPr>
-        <w:t xml:space="preserve">                            （例：会社寮・単身アパート・シェアハウス等）</w:t>
-      </w:r>
-    </w:p>
-    <w:p>
-      <w:pPr/>
-      <w:r>
-        <w:rPr>
-          <w:rFonts w:ascii="Courier New" w:hAnsi="Courier New"/>
-          <w:sz w:val="18"/>
-        </w:rPr>
-        <w:t xml:space="preserve">    住居の問題の有無       ：□ 問題なし  □ 問題あり（[内容]）</w:t>
-      </w:r>
-    </w:p>
-    <w:p>
-      <w:pPr/>
-      <w:r>
-        <w:rPr>
-          <w:rFonts w:ascii="Courier New" w:hAnsi="Courier New"/>
-          <w:sz w:val="18"/>
-        </w:rPr>
-        <w:t xml:space="preserve">    家賃・光熱費の負担     ：[家賃等負担状況]</w:t>
-      </w:r>
-    </w:p>
-    <w:p>
-      <w:pPr/>
-    </w:p>
-    <w:p>
-      <w:pPr/>
-      <w:r>
-        <w:rPr>
-          <w:rFonts w:ascii="Courier New" w:hAnsi="Courier New"/>
-          <w:sz w:val="18"/>
-        </w:rPr>
-        <w:t xml:space="preserve">  Ｂ．健康・医療</w:t>
-      </w:r>
-    </w:p>
-    <w:p>
-      <w:pPr/>
-      <w:r>
-        <w:rPr>
-          <w:rFonts w:ascii="Courier New" w:hAnsi="Courier New"/>
-          <w:sz w:val="18"/>
-        </w:rPr>
-        <w:t xml:space="preserve">    健康状態               ：□ 良好  □ 軽微な不調あり  □ 治療が必要な状態</w:t>
-      </w:r>
-    </w:p>
-    <w:p>
-      <w:pPr/>
-      <w:r>
-        <w:rPr>
-          <w:rFonts w:ascii="Courier New" w:hAnsi="Courier New"/>
-          <w:sz w:val="18"/>
-        </w:rPr>
-        <w:t xml:space="preserve">    受診の有無             ：□ 受診なし  □ 受診あり（[受診状況]）</w:t>
-      </w:r>
-    </w:p>
-    <w:p>
-      <w:pPr/>
-      <w:r>
-        <w:rPr>
-          <w:rFonts w:ascii="Courier New" w:hAnsi="Courier New"/>
-          <w:sz w:val="18"/>
-        </w:rPr>
-        <w:t xml:space="preserve">    医療機関の利用に問題があるか：□ なし  □ あり（[内容]）</w:t>
-      </w:r>
-    </w:p>
-    <w:p>
-      <w:pPr/>
-    </w:p>
-    <w:p>
-      <w:pPr/>
-      <w:r>
-        <w:rPr>
-          <w:rFonts w:ascii="Courier New" w:hAnsi="Courier New"/>
-          <w:sz w:val="18"/>
-        </w:rPr>
-        <w:t xml:space="preserve">  Ｃ．日常生活全般</w:t>
-      </w:r>
-    </w:p>
-    <w:p>
-      <w:pPr/>
-      <w:r>
-        <w:rPr>
-          <w:rFonts w:ascii="Courier New" w:hAnsi="Courier New"/>
-          <w:sz w:val="18"/>
-        </w:rPr>
-        <w:t xml:space="preserve">    買い物・移動等の日常生活：□ 問題なし  □ 問題あり（[内容]）</w:t>
-      </w:r>
-    </w:p>
-    <w:p>
-      <w:pPr/>
-      <w:r>
-        <w:rPr>
-          <w:rFonts w:ascii="Courier New" w:hAnsi="Courier New"/>
-          <w:sz w:val="18"/>
-        </w:rPr>
-        <w:t xml:space="preserve">    日本語能力の向上       ：□ 向上している  □ 変化なし  □ 支援が必要</w:t>
-      </w:r>
-    </w:p>
-    <w:p>
-      <w:pPr/>
-      <w:r>
-        <w:rPr>
-          <w:rFonts w:ascii="Courier New" w:hAnsi="Courier New"/>
-          <w:sz w:val="18"/>
-        </w:rPr>
-        <w:t xml:space="preserve">    地域コミュニティとの関係：[地域との関係状況]</w:t>
-      </w:r>
-    </w:p>
-    <w:p>
-      <w:pPr/>
-    </w:p>
-    <w:p>
-      <w:pPr/>
-      <w:r>
-        <w:rPr>
-          <w:rFonts w:ascii="Courier New" w:hAnsi="Courier New"/>
-          <w:sz w:val="18"/>
-        </w:rPr>
-        <w:t>────────────────────────────────</w:t>
-      </w:r>
-    </w:p>
-    <w:p>
-      <w:pPr/>
-      <w:r>
-        <w:rPr>
-          <w:rFonts w:ascii="Courier New" w:hAnsi="Courier New"/>
-          <w:sz w:val="18"/>
-        </w:rPr>
-        <w:t>（４）相談・要望事項</w:t>
-      </w:r>
-    </w:p>
-    <w:p>
-      <w:pPr/>
-      <w:r>
-        <w:rPr>
-          <w:rFonts w:ascii="Courier New" w:hAnsi="Courier New"/>
-          <w:sz w:val="18"/>
-        </w:rPr>
-        <w:t>────────────────────────────────</w:t>
-      </w:r>
-    </w:p>
-    <w:p>
-      <w:pPr/>
-      <w:r>
-        <w:rPr>
-          <w:rFonts w:ascii="Courier New" w:hAnsi="Courier New"/>
-          <w:sz w:val="18"/>
-        </w:rPr>
-        <w:t xml:space="preserve">  本人からの相談・要望     ：</w:t>
-      </w:r>
-    </w:p>
-    <w:p>
-      <w:pPr/>
-      <w:r>
-        <w:rPr>
-          <w:rFonts w:ascii="Courier New" w:hAnsi="Courier New"/>
-          <w:sz w:val="18"/>
-        </w:rPr>
-        <w:t xml:space="preserve">    [相談要望内容]</w:t>
-      </w:r>
-    </w:p>
-    <w:p>
-      <w:pPr/>
-      <w:r>
-        <w:rPr>
-          <w:rFonts w:ascii="Courier New" w:hAnsi="Courier New"/>
-          <w:sz w:val="18"/>
-        </w:rPr>
-        <w:t xml:space="preserve">    ※ 特になければ「特になし」と記入</w:t>
-      </w:r>
-    </w:p>
-    <w:p>
-      <w:pPr/>
-    </w:p>
-    <w:p>
-      <w:pPr/>
-      <w:r>
-        <w:rPr>
-          <w:rFonts w:ascii="Courier New" w:hAnsi="Courier New"/>
-          <w:sz w:val="18"/>
-        </w:rPr>
-        <w:t xml:space="preserve">  今後の就労継続意向       ：</w:t>
-      </w:r>
-    </w:p>
-    <w:p>
-      <w:pPr/>
-      <w:r>
-        <w:rPr>
-          <w:rFonts w:ascii="Courier New" w:hAnsi="Courier New"/>
-          <w:sz w:val="18"/>
-        </w:rPr>
-        <w:t xml:space="preserve">    □ 継続して就労したい</w:t>
-      </w:r>
-    </w:p>
-    <w:p>
-      <w:pPr/>
-      <w:r>
-        <w:rPr>
-          <w:rFonts w:ascii="Courier New" w:hAnsi="Courier New"/>
-          <w:sz w:val="18"/>
-        </w:rPr>
-        <w:t xml:space="preserve">    □ 転職を希望する（理由：[転職理由]）</w:t>
-      </w:r>
-    </w:p>
-    <w:p>
-      <w:pPr/>
-      <w:r>
-        <w:rPr>
-          <w:rFonts w:ascii="Courier New" w:hAnsi="Courier New"/>
-          <w:sz w:val="18"/>
-        </w:rPr>
-        <w:t xml:space="preserve">    □ 帰国を希望する（時期：[帰国希望時期]）</w:t>
-      </w:r>
-    </w:p>
-    <w:p>
-      <w:pPr/>
-      <w:r>
-        <w:rPr>
-          <w:rFonts w:ascii="Courier New" w:hAnsi="Courier New"/>
-          <w:sz w:val="18"/>
-        </w:rPr>
-        <w:t xml:space="preserve">    □ その他（[その他意向]）</w:t>
-      </w:r>
-    </w:p>
-    <w:p>
-      <w:pPr/>
-    </w:p>
-    <w:p>
-      <w:pPr/>
-      <w:r>
-        <w:rPr>
-          <w:rFonts w:ascii="Courier New" w:hAnsi="Courier New"/>
-          <w:sz w:val="18"/>
-        </w:rPr>
-        <w:t>━━━━━━━━━━━━━━━━━━━━━━━━━━━━━━</w:t>
-      </w:r>
-    </w:p>
-    <w:p>
-      <w:pPr/>
-      <w:r>
-        <w:rPr>
-          <w:rFonts w:ascii="Courier New" w:hAnsi="Courier New"/>
-          <w:sz w:val="18"/>
-        </w:rPr>
-        <w:t>【第５部：面談担当者の所見・対応方針】</w:t>
-      </w:r>
-    </w:p>
-    <w:p>
-      <w:pPr/>
-      <w:r>
-        <w:rPr>
-          <w:rFonts w:ascii="Courier New" w:hAnsi="Courier New"/>
-          <w:sz w:val="18"/>
-        </w:rPr>
-        <w:t>━━━━━━━━━━━━━━━━━━━━━━━━━━━━━━</w:t>
-      </w:r>
-    </w:p>
-    <w:p>
-      <w:pPr/>
-    </w:p>
-    <w:p>
-      <w:pPr/>
-      <w:r>
-        <w:rPr>
-          <w:rFonts w:ascii="Courier New" w:hAnsi="Courier New"/>
-          <w:sz w:val="18"/>
-        </w:rPr>
-        <w:t>────────────────────────────────</w:t>
-      </w:r>
-    </w:p>
-    <w:p>
-      <w:pPr/>
-      <w:r>
-        <w:rPr>
-          <w:rFonts w:ascii="Courier New" w:hAnsi="Courier New"/>
-          <w:sz w:val="18"/>
-        </w:rPr>
-        <w:t>（１）総合所見</w:t>
-      </w:r>
-    </w:p>
-    <w:p>
-      <w:pPr/>
-      <w:r>
-        <w:rPr>
-          <w:rFonts w:ascii="Courier New" w:hAnsi="Courier New"/>
-          <w:sz w:val="18"/>
-        </w:rPr>
-        <w:t>────────────────────────────────</w:t>
-      </w:r>
-    </w:p>
-    <w:p>
-      <w:pPr/>
-      <w:r>
-        <w:rPr>
-          <w:rFonts w:ascii="Courier New" w:hAnsi="Courier New"/>
-          <w:sz w:val="18"/>
-        </w:rPr>
-        <w:t xml:space="preserve">  [面談担当者所見]</w:t>
-      </w:r>
-    </w:p>
-    <w:p>
-      <w:pPr/>
-      <w:r>
-        <w:rPr>
-          <w:rFonts w:ascii="Courier New" w:hAnsi="Courier New"/>
-          <w:sz w:val="18"/>
-        </w:rPr>
-        <w:t xml:space="preserve">  （例：就労・生活両面において現時点で特段の問題は認められなかった。</w:t>
-      </w:r>
-    </w:p>
-    <w:p>
-      <w:pPr/>
-      <w:r>
-        <w:rPr>
-          <w:rFonts w:ascii="Courier New" w:hAnsi="Courier New"/>
-          <w:sz w:val="18"/>
-        </w:rPr>
-        <w:t xml:space="preserve">   外国人本人も継続して就労する意向を示している。）</w:t>
-      </w:r>
-    </w:p>
-    <w:p>
-      <w:pPr/>
-    </w:p>
-    <w:p>
-      <w:pPr/>
-      <w:r>
-        <w:rPr>
-          <w:rFonts w:ascii="Courier New" w:hAnsi="Courier New"/>
-          <w:sz w:val="18"/>
-        </w:rPr>
-        <w:t>────────────────────────────────</w:t>
-      </w:r>
-    </w:p>
-    <w:p>
-      <w:pPr/>
-      <w:r>
-        <w:rPr>
-          <w:rFonts w:ascii="Courier New" w:hAnsi="Courier New"/>
-          <w:sz w:val="18"/>
-        </w:rPr>
-        <w:t>（２）問題事案・要対応事項</w:t>
-      </w:r>
-    </w:p>
-    <w:p>
-      <w:pPr/>
-      <w:r>
-        <w:rPr>
-          <w:rFonts w:ascii="Courier New" w:hAnsi="Courier New"/>
-          <w:sz w:val="18"/>
-        </w:rPr>
-        <w:t>────────────────────────────────</w:t>
-      </w:r>
-    </w:p>
-    <w:p>
-      <w:pPr/>
-      <w:r>
-        <w:rPr>
-          <w:rFonts w:ascii="Courier New" w:hAnsi="Courier New"/>
-          <w:sz w:val="18"/>
-        </w:rPr>
-        <w:t xml:space="preserve">  □ 問題事案・要対応事項なし</w:t>
-      </w:r>
-    </w:p>
-    <w:p>
-      <w:pPr/>
-      <w:r>
-        <w:rPr>
-          <w:rFonts w:ascii="Courier New" w:hAnsi="Courier New"/>
-          <w:sz w:val="18"/>
-        </w:rPr>
-        <w:t xml:space="preserve">  □ あり（以下に詳記）</w:t>
-      </w:r>
-    </w:p>
-    <w:p>
-      <w:pPr/>
-    </w:p>
-    <w:p>
-      <w:pPr/>
-      <w:r>
-        <w:rPr>
-          <w:rFonts w:ascii="Courier New" w:hAnsi="Courier New"/>
-          <w:sz w:val="18"/>
-        </w:rPr>
-        <w:t xml:space="preserve">  | No | 事案の内容 | 緊急度 | 対応予定日 | 担当者 |</w:t>
-      </w:r>
-    </w:p>
-    <w:p>
-      <w:pPr/>
-      <w:r>
-        <w:rPr>
-          <w:rFonts w:ascii="Courier New" w:hAnsi="Courier New"/>
-          <w:sz w:val="18"/>
-        </w:rPr>
-        <w:t xml:space="preserve">  |----|----------|--------|-----------|--------|</w:t>
-      </w:r>
-    </w:p>
-    <w:p>
-      <w:pPr/>
-      <w:r>
-        <w:rPr>
-          <w:rFonts w:ascii="Courier New" w:hAnsi="Courier New"/>
-          <w:sz w:val="18"/>
-        </w:rPr>
-        <w:t xml:space="preserve">  | 1  | [事案内容_1] | □高□中□低 | 令和[年]年[月]月[日]日 | [担当者_1] |</w:t>
-      </w:r>
-    </w:p>
-    <w:p>
-      <w:pPr/>
-      <w:r>
-        <w:rPr>
-          <w:rFonts w:ascii="Courier New" w:hAnsi="Courier New"/>
-          <w:sz w:val="18"/>
-        </w:rPr>
-        <w:t xml:space="preserve">  | 2  | [事案内容_2] | □高□中□低 | 令和[年]年[月]月[日]日 | [担当者_2] |</w:t>
-      </w:r>
-    </w:p>
-    <w:p>
-      <w:pPr/>
-    </w:p>
-    <w:p>
-      <w:pPr/>
-      <w:r>
-        <w:rPr>
-          <w:rFonts w:ascii="Courier New" w:hAnsi="Courier New"/>
-          <w:sz w:val="18"/>
-        </w:rPr>
-        <w:t>────────────────────────────────</w:t>
-      </w:r>
-    </w:p>
-    <w:p>
-      <w:pPr/>
-      <w:r>
-        <w:rPr>
-          <w:rFonts w:ascii="Courier New" w:hAnsi="Courier New"/>
-          <w:sz w:val="18"/>
-        </w:rPr>
-        <w:t>（３）受入機関への通知・指導の要否</w:t>
-      </w:r>
-    </w:p>
-    <w:p>
-      <w:pPr/>
-      <w:r>
-        <w:rPr>
-          <w:rFonts w:ascii="Courier New" w:hAnsi="Courier New"/>
-          <w:sz w:val="18"/>
-        </w:rPr>
-        <w:t>────────────────────────────────</w:t>
-      </w:r>
-    </w:p>
-    <w:p>
-      <w:pPr/>
-      <w:r>
-        <w:rPr>
-          <w:rFonts w:ascii="Courier New" w:hAnsi="Courier New"/>
-          <w:sz w:val="18"/>
-        </w:rPr>
-        <w:t xml:space="preserve">  □ 通知・指導不要</w:t>
-      </w:r>
-    </w:p>
-    <w:p>
-      <w:pPr/>
-      <w:r>
-        <w:rPr>
-          <w:rFonts w:ascii="Courier New" w:hAnsi="Courier New"/>
-          <w:sz w:val="18"/>
-        </w:rPr>
-        <w:t xml:space="preserve">  □ 通知・指導が必要</w:t>
-      </w:r>
-    </w:p>
-    <w:p>
-      <w:pPr/>
-      <w:r>
-        <w:rPr>
-          <w:rFonts w:ascii="Courier New" w:hAnsi="Courier New"/>
-          <w:sz w:val="18"/>
-        </w:rPr>
-        <w:t xml:space="preserve">     内容：[受入機関への通知指導内容]</w:t>
-      </w:r>
-    </w:p>
-    <w:p>
-      <w:pPr/>
-      <w:r>
-        <w:rPr>
-          <w:rFonts w:ascii="Courier New" w:hAnsi="Courier New"/>
-          <w:sz w:val="18"/>
-        </w:rPr>
-        <w:t xml:space="preserve">     通知予定日：令和 [通知年] 年 [通知月] 月 [通知日] 日</w:t>
-      </w:r>
-    </w:p>
-    <w:p>
-      <w:pPr/>
-    </w:p>
-    <w:p>
-      <w:pPr/>
-      <w:r>
-        <w:rPr>
-          <w:rFonts w:ascii="Courier New" w:hAnsi="Courier New"/>
-          <w:sz w:val="18"/>
-        </w:rPr>
-        <w:t>────────────────────────────────</w:t>
-      </w:r>
-    </w:p>
-    <w:p>
-      <w:pPr/>
-      <w:r>
-        <w:rPr>
-          <w:rFonts w:ascii="Courier New" w:hAnsi="Courier New"/>
-          <w:sz w:val="18"/>
-        </w:rPr>
-        <w:t>（４）行政機関への通報・連絡の要否</w:t>
-      </w:r>
-    </w:p>
-    <w:p>
-      <w:pPr/>
-      <w:r>
-        <w:rPr>
-          <w:rFonts w:ascii="Courier New" w:hAnsi="Courier New"/>
-          <w:sz w:val="18"/>
-        </w:rPr>
-        <w:t>────────────────────────────────</w:t>
-      </w:r>
-    </w:p>
-    <w:p>
-      <w:pPr/>
-      <w:r>
-        <w:rPr>
-          <w:rFonts w:ascii="Courier New" w:hAnsi="Courier New"/>
-          <w:sz w:val="18"/>
-        </w:rPr>
-        <w:t xml:space="preserve">  □ 不要</w:t>
-      </w:r>
-    </w:p>
-    <w:p>
-      <w:pPr/>
-      <w:r>
-        <w:rPr>
-          <w:rFonts w:ascii="Courier New" w:hAnsi="Courier New"/>
-          <w:sz w:val="18"/>
-        </w:rPr>
-        <w:t xml:space="preserve">  □ 必要（連絡先機関名：[通報機関名]、理由：[通報理由]）</w:t>
-      </w:r>
-    </w:p>
-    <w:p>
-      <w:pPr/>
-    </w:p>
-    <w:p>
-      <w:pPr/>
-      <w:r>
-        <w:rPr>
-          <w:rFonts w:ascii="Courier New" w:hAnsi="Courier New"/>
-          <w:sz w:val="18"/>
-        </w:rPr>
-        <w:t>━━━━━━━━━━━━━━━━━━━━━━━━━━━━━━</w:t>
-      </w:r>
-    </w:p>
-    <w:p>
-      <w:pPr/>
-      <w:r>
-        <w:rPr>
-          <w:rFonts w:ascii="Courier New" w:hAnsi="Courier New"/>
-          <w:sz w:val="18"/>
-        </w:rPr>
-        <w:t>【第６部：署名欄】</w:t>
-      </w:r>
-    </w:p>
-    <w:p>
-      <w:pPr/>
-      <w:r>
-        <w:rPr>
-          <w:rFonts w:ascii="Courier New" w:hAnsi="Courier New"/>
-          <w:sz w:val="18"/>
-        </w:rPr>
-        <w:t>━━━━━━━━━━━━━━━━━━━━━━━━━━━━━━</w:t>
-      </w:r>
-    </w:p>
-    <w:p>
-      <w:pPr/>
-    </w:p>
-    <w:p>
-      <w:pPr/>
-      <w:r>
-        <w:rPr>
-          <w:rFonts w:ascii="Courier New" w:hAnsi="Courier New"/>
-          <w:sz w:val="18"/>
-        </w:rPr>
-        <w:t xml:space="preserve">  本面談の内容を確認しました。</w:t>
-      </w:r>
-    </w:p>
-    <w:p>
-      <w:pPr/>
-    </w:p>
-    <w:p>
-      <w:pPr/>
-      <w:r>
-        <w:rPr>
-          <w:rFonts w:ascii="Courier New" w:hAnsi="Courier New"/>
-          <w:sz w:val="18"/>
-        </w:rPr>
-        <w:t xml:space="preserve">  外国人本人署名：____________________</w:t>
-      </w:r>
-    </w:p>
-    <w:p>
-      <w:pPr/>
-      <w:r>
-        <w:rPr>
-          <w:rFonts w:ascii="Courier New" w:hAnsi="Courier New"/>
-          <w:sz w:val="18"/>
-        </w:rPr>
-        <w:t xml:space="preserve">    氏名（ローマ字）：[外国人氏名]</w:t>
-      </w:r>
-    </w:p>
-    <w:p>
-      <w:pPr/>
-      <w:r>
-        <w:rPr>
-          <w:rFonts w:ascii="Courier New" w:hAnsi="Courier New"/>
-          <w:sz w:val="18"/>
-        </w:rPr>
-        <w:t xml:space="preserve">    日付：令和 [署名年] 年 [署名月] 月 [署名日] 日</w:t>
-      </w:r>
-    </w:p>
-    <w:p>
-      <w:pPr/>
-    </w:p>
-    <w:p>
-      <w:pPr/>
-      <w:r>
-        <w:rPr>
-          <w:rFonts w:ascii="Courier New" w:hAnsi="Courier New"/>
-          <w:sz w:val="18"/>
-        </w:rPr>
-        <w:t xml:space="preserve">  面談担当者  ：██ [面談担当者氏名]       ██  （署名または記名押印）</w:t>
-      </w:r>
-    </w:p>
-    <w:p>
-      <w:pPr/>
-      <w:r>
-        <w:rPr>
-          <w:rFonts w:ascii="Courier New" w:hAnsi="Courier New"/>
-          <w:sz w:val="18"/>
-        </w:rPr>
-        <w:t xml:space="preserve">  確認者      ：██ [確認者氏名・役職]      ██  （署名または記名押印）</w:t>
-      </w:r>
-    </w:p>
-    <w:p>
-      <w:pPr/>
-    </w:p>
-    <w:p>
-      <w:pPr/>
-      <w:r>
-        <w:rPr>
-          <w:rFonts w:ascii="Courier New" w:hAnsi="Courier New"/>
-          <w:sz w:val="18"/>
-        </w:rPr>
-        <w:t>━━━━━━━━━━━━━━━━━━━━━━━━━━━━━━</w:t>
+        <w:t>面談担当者は受入機関の監督者と**利害関係のない者**であること。</w:t>
       </w:r>
     </w:p>
     <w:p/>
     <w:p>
       <w:r>
-        <w:t>────────────────────────────────────────</w:t>
+        <w:rPr>
+          <w:sz w:val="16"/>
+        </w:rPr>
+        <w:t>──────────────────────────────────────────────────</w:t>
       </w:r>
     </w:p>
     <w:p/>
     <w:p>
-      <w:pPr>
-        <w:pStyle w:val="Heading2"/>
-      </w:pPr>
       <w:r>
         <w:rPr>
           <w:b/>
           <w:sz w:val="24"/>
         </w:rPr>
-        <w:t>変数速查表（文件③専用・所要時間目安：約3分）</w:t>
+        <w:t>▌基本情報</w:t>
       </w:r>
     </w:p>
     <w:p/>
@@ -1668,65 +62,35 @@
         <w:tblLook w:firstColumn="1" w:firstRow="1" w:lastColumn="0" w:lastRow="0" w:noHBand="0" w:noVBand="1" w:val="04A0"/>
       </w:tblPr>
       <w:tblGrid>
-        <w:gridCol w:w="2351"/>
-        <w:gridCol w:w="2351"/>
-        <w:gridCol w:w="2351"/>
-        <w:gridCol w:w="2351"/>
+        <w:gridCol w:w="4703"/>
+        <w:gridCol w:w="4703"/>
       </w:tblGrid>
       <w:tr>
         <w:tc>
           <w:tcPr>
-            <w:tcW w:type="dxa" w:w="2351"/>
+            <w:tcW w:type="dxa" w:w="4703"/>
           </w:tcPr>
           <w:p>
             <w:r>
               <w:rPr>
                 <w:b/>
-                <w:sz w:val="18"/>
+                <w:sz w:val="17"/>
               </w:rPr>
-              <w:t>カテゴリ</w:t>
+              <w:t>項目</w:t>
             </w:r>
           </w:p>
         </w:tc>
         <w:tc>
           <w:tcPr>
-            <w:tcW w:type="dxa" w:w="2351"/>
+            <w:tcW w:type="dxa" w:w="4703"/>
           </w:tcPr>
           <w:p>
             <w:r>
               <w:rPr>
                 <w:b/>
-                <w:sz w:val="18"/>
+                <w:sz w:val="17"/>
               </w:rPr>
-              <w:t>変数名</w:t>
-            </w:r>
-          </w:p>
-        </w:tc>
-        <w:tc>
-          <w:tcPr>
-            <w:tcW w:type="dxa" w:w="2351"/>
-          </w:tcPr>
-          <w:p>
-            <w:r>
-              <w:rPr>
-                <w:b/>
-                <w:sz w:val="18"/>
-              </w:rPr>
-              <w:t>記入内容</w:t>
-            </w:r>
-          </w:p>
-        </w:tc>
-        <w:tc>
-          <w:tcPr>
-            <w:tcW w:type="dxa" w:w="2351"/>
-          </w:tcPr>
-          <w:p>
-            <w:r>
-              <w:rPr>
-                <w:b/>
-                <w:sz w:val="18"/>
-              </w:rPr>
-              <w:t>入力例</w:t>
+              <w:t>内容</w:t>
             </w:r>
           </w:p>
         </w:tc>
@@ -1734,53 +98,27 @@
       <w:tr>
         <w:tc>
           <w:tcPr>
-            <w:tcW w:type="dxa" w:w="2351"/>
+            <w:tcW w:type="dxa" w:w="4703"/>
           </w:tcPr>
           <w:p>
             <w:r>
               <w:rPr>
-                <w:sz w:val="18"/>
+                <w:sz w:val="17"/>
               </w:rPr>
-              <w:t>**★面談ごと**</w:t>
+              <w:t>報告書番号</w:t>
             </w:r>
           </w:p>
         </w:tc>
         <w:tc>
           <w:tcPr>
-            <w:tcW w:type="dxa" w:w="2351"/>
+            <w:tcW w:type="dxa" w:w="4703"/>
           </w:tcPr>
           <w:p>
             <w:r>
               <w:rPr>
-                <w:sz w:val="18"/>
+                <w:sz w:val="17"/>
               </w:rPr>
-              <w:t>`[報告書番号]`</w:t>
-            </w:r>
-          </w:p>
-        </w:tc>
-        <w:tc>
-          <w:tcPr>
-            <w:tcW w:type="dxa" w:w="2351"/>
-          </w:tcPr>
-          <w:p>
-            <w:r>
-              <w:rPr>
-                <w:sz w:val="18"/>
-              </w:rPr>
-              <w:t>管理用番号</w:t>
-            </w:r>
-          </w:p>
-        </w:tc>
-        <w:tc>
-          <w:tcPr>
-            <w:tcW w:type="dxa" w:w="2351"/>
-          </w:tcPr>
-          <w:p>
-            <w:r>
-              <w:rPr>
-                <w:sz w:val="18"/>
-              </w:rPr>
-              <w:t>2025-Q2-INT-001</w:t>
+              <w:t>**[報告書番号]**（例：2025-Q2-INT-001）</w:t>
             </w:r>
           </w:p>
         </w:tc>
@@ -1788,37 +126,12 @@
       <w:tr>
         <w:tc>
           <w:tcPr>
-            <w:tcW w:type="dxa" w:w="2351"/>
+            <w:tcW w:type="dxa" w:w="4703"/>
           </w:tcPr>
           <w:p>
             <w:r>
               <w:rPr>
-                <w:sz w:val="18"/>
-              </w:rPr>
-            </w:r>
-          </w:p>
-        </w:tc>
-        <w:tc>
-          <w:tcPr>
-            <w:tcW w:type="dxa" w:w="2351"/>
-          </w:tcPr>
-          <w:p>
-            <w:r>
-              <w:rPr>
-                <w:sz w:val="18"/>
-              </w:rPr>
-              <w:t>`[面談年][面談月][面談日]`</w:t>
-            </w:r>
-          </w:p>
-        </w:tc>
-        <w:tc>
-          <w:tcPr>
-            <w:tcW w:type="dxa" w:w="2351"/>
-          </w:tcPr>
-          <w:p>
-            <w:r>
-              <w:rPr>
-                <w:sz w:val="18"/>
+                <w:sz w:val="17"/>
               </w:rPr>
               <w:t>面談実施日</w:t>
             </w:r>
@@ -1826,14 +139,14 @@
         </w:tc>
         <w:tc>
           <w:tcPr>
-            <w:tcW w:type="dxa" w:w="2351"/>
+            <w:tcW w:type="dxa" w:w="4703"/>
           </w:tcPr>
           <w:p>
             <w:r>
               <w:rPr>
-                <w:sz w:val="18"/>
+                <w:sz w:val="17"/>
               </w:rPr>
-              <w:t>令和7年7月5日</w:t>
+              <w:t>令和 **[面談年]** 年 **[面談月]** 月 **[面談日]** 日</w:t>
             </w:r>
           </w:p>
         </w:tc>
@@ -1841,52 +154,27 @@
       <w:tr>
         <w:tc>
           <w:tcPr>
-            <w:tcW w:type="dxa" w:w="2351"/>
+            <w:tcW w:type="dxa" w:w="4703"/>
           </w:tcPr>
           <w:p>
             <w:r>
               <w:rPr>
-                <w:sz w:val="18"/>
+                <w:sz w:val="17"/>
               </w:rPr>
+              <w:t>時間</w:t>
             </w:r>
           </w:p>
         </w:tc>
         <w:tc>
           <w:tcPr>
-            <w:tcW w:type="dxa" w:w="2351"/>
+            <w:tcW w:type="dxa" w:w="4703"/>
           </w:tcPr>
           <w:p>
             <w:r>
               <w:rPr>
-                <w:sz w:val="18"/>
+                <w:sz w:val="17"/>
               </w:rPr>
-              <w:t>`[開始時刻][終了時刻]`</w:t>
-            </w:r>
-          </w:p>
-        </w:tc>
-        <w:tc>
-          <w:tcPr>
-            <w:tcW w:type="dxa" w:w="2351"/>
-          </w:tcPr>
-          <w:p>
-            <w:r>
-              <w:rPr>
-                <w:sz w:val="18"/>
-              </w:rPr>
-              <w:t>面談時間帯</w:t>
-            </w:r>
-          </w:p>
-        </w:tc>
-        <w:tc>
-          <w:tcPr>
-            <w:tcW w:type="dxa" w:w="2351"/>
-          </w:tcPr>
-          <w:p>
-            <w:r>
-              <w:rPr>
-                <w:sz w:val="18"/>
-              </w:rPr>
-              <w:t>10:00〜10:45</w:t>
+              <w:t>**[開始時刻]** 〜 **[終了時刻]**（約 **[所要時間]** 分）</w:t>
             </w:r>
           </w:p>
         </w:tc>
@@ -1894,52 +182,27 @@
       <w:tr>
         <w:tc>
           <w:tcPr>
-            <w:tcW w:type="dxa" w:w="2351"/>
+            <w:tcW w:type="dxa" w:w="4703"/>
           </w:tcPr>
           <w:p>
             <w:r>
               <w:rPr>
-                <w:sz w:val="18"/>
+                <w:sz w:val="17"/>
               </w:rPr>
+              <w:t>実施場所</w:t>
             </w:r>
           </w:p>
         </w:tc>
         <w:tc>
           <w:tcPr>
-            <w:tcW w:type="dxa" w:w="2351"/>
+            <w:tcW w:type="dxa" w:w="4703"/>
           </w:tcPr>
           <w:p>
             <w:r>
               <w:rPr>
-                <w:sz w:val="18"/>
+                <w:sz w:val="17"/>
               </w:rPr>
-              <w:t>`[面談実施場所]`</w:t>
-            </w:r>
-          </w:p>
-        </w:tc>
-        <w:tc>
-          <w:tcPr>
-            <w:tcW w:type="dxa" w:w="2351"/>
-          </w:tcPr>
-          <w:p>
-            <w:r>
-              <w:rPr>
-                <w:sz w:val="18"/>
-              </w:rPr>
-              <w:t>面談を行った場所</w:t>
-            </w:r>
-          </w:p>
-        </w:tc>
-        <w:tc>
-          <w:tcPr>
-            <w:tcW w:type="dxa" w:w="2351"/>
-          </w:tcPr>
-          <w:p>
-            <w:r>
-              <w:rPr>
-                <w:sz w:val="18"/>
-              </w:rPr>
-              <w:t>当機関事務所</w:t>
+              <w:t>**[面談実施場所]**</w:t>
             </w:r>
           </w:p>
         </w:tc>
@@ -1947,52 +210,27 @@
       <w:tr>
         <w:tc>
           <w:tcPr>
-            <w:tcW w:type="dxa" w:w="2351"/>
+            <w:tcW w:type="dxa" w:w="4703"/>
           </w:tcPr>
           <w:p>
             <w:r>
               <w:rPr>
-                <w:sz w:val="18"/>
+                <w:sz w:val="17"/>
               </w:rPr>
+              <w:t>方法</w:t>
             </w:r>
           </w:p>
         </w:tc>
         <w:tc>
           <w:tcPr>
-            <w:tcW w:type="dxa" w:w="2351"/>
+            <w:tcW w:type="dxa" w:w="4703"/>
           </w:tcPr>
           <w:p>
             <w:r>
               <w:rPr>
-                <w:sz w:val="18"/>
+                <w:sz w:val="17"/>
               </w:rPr>
-              <w:t>`[使用言語]`</w:t>
-            </w:r>
-          </w:p>
-        </w:tc>
-        <w:tc>
-          <w:tcPr>
-            <w:tcW w:type="dxa" w:w="2351"/>
-          </w:tcPr>
-          <w:p>
-            <w:r>
-              <w:rPr>
-                <w:sz w:val="18"/>
-              </w:rPr>
-              <w:t>面談使用言語</w:t>
-            </w:r>
-          </w:p>
-        </w:tc>
-        <w:tc>
-          <w:tcPr>
-            <w:tcW w:type="dxa" w:w="2351"/>
-          </w:tcPr>
-          <w:p>
-            <w:r>
-              <w:rPr>
-                <w:sz w:val="18"/>
-              </w:rPr>
-              <w:t>ベトナム語</w:t>
+              <w:t>□対面　□オンライン（**[使用ツール]**）　□電話</w:t>
             </w:r>
           </w:p>
         </w:tc>
@@ -2000,52 +238,27 @@
       <w:tr>
         <w:tc>
           <w:tcPr>
-            <w:tcW w:type="dxa" w:w="2351"/>
+            <w:tcW w:type="dxa" w:w="4703"/>
           </w:tcPr>
           <w:p>
             <w:r>
               <w:rPr>
-                <w:sz w:val="18"/>
+                <w:sz w:val="17"/>
               </w:rPr>
+              <w:t>使用言語</w:t>
             </w:r>
           </w:p>
         </w:tc>
         <w:tc>
           <w:tcPr>
-            <w:tcW w:type="dxa" w:w="2351"/>
+            <w:tcW w:type="dxa" w:w="4703"/>
           </w:tcPr>
           <w:p>
             <w:r>
               <w:rPr>
-                <w:sz w:val="18"/>
+                <w:sz w:val="17"/>
               </w:rPr>
-              <w:t>`[面談通算回数]`</w:t>
-            </w:r>
-          </w:p>
-        </w:tc>
-        <w:tc>
-          <w:tcPr>
-            <w:tcW w:type="dxa" w:w="2351"/>
-          </w:tcPr>
-          <w:p>
-            <w:r>
-              <w:rPr>
-                <w:sz w:val="18"/>
-              </w:rPr>
-              <w:t>通算の面談回数</w:t>
-            </w:r>
-          </w:p>
-        </w:tc>
-        <w:tc>
-          <w:tcPr>
-            <w:tcW w:type="dxa" w:w="2351"/>
-          </w:tcPr>
-          <w:p>
-            <w:r>
-              <w:rPr>
-                <w:sz w:val="18"/>
-              </w:rPr>
-              <w:t>第3回目</w:t>
+              <w:t>**[使用言語]**</w:t>
             </w:r>
           </w:p>
         </w:tc>
@@ -2053,53 +266,27 @@
       <w:tr>
         <w:tc>
           <w:tcPr>
-            <w:tcW w:type="dxa" w:w="2351"/>
+            <w:tcW w:type="dxa" w:w="4703"/>
           </w:tcPr>
           <w:p>
             <w:r>
               <w:rPr>
-                <w:sz w:val="18"/>
+                <w:sz w:val="17"/>
               </w:rPr>
-              <w:t>**★確認結果**</w:t>
+              <w:t>通訳</w:t>
             </w:r>
           </w:p>
         </w:tc>
         <w:tc>
           <w:tcPr>
-            <w:tcW w:type="dxa" w:w="2351"/>
+            <w:tcW w:type="dxa" w:w="4703"/>
           </w:tcPr>
           <w:p>
             <w:r>
               <w:rPr>
-                <w:sz w:val="18"/>
+                <w:sz w:val="17"/>
               </w:rPr>
-              <w:t>`[業務相違内容]`</w:t>
-            </w:r>
-          </w:p>
-        </w:tc>
-        <w:tc>
-          <w:tcPr>
-            <w:tcW w:type="dxa" w:w="2351"/>
-          </w:tcPr>
-          <w:p>
-            <w:r>
-              <w:rPr>
-                <w:sz w:val="18"/>
-              </w:rPr>
-              <w:t>業務内容の相違</w:t>
-            </w:r>
-          </w:p>
-        </w:tc>
-        <w:tc>
-          <w:tcPr>
-            <w:tcW w:type="dxa" w:w="2351"/>
-          </w:tcPr>
-          <w:p>
-            <w:r>
-              <w:rPr>
-                <w:sz w:val="18"/>
-              </w:rPr>
-              <w:t>特になし</w:t>
+              <w:t>□なし　□あり（**[通訳者氏名]**）</w:t>
             </w:r>
           </w:p>
         </w:tc>
@@ -2107,52 +294,27 @@
       <w:tr>
         <w:tc>
           <w:tcPr>
-            <w:tcW w:type="dxa" w:w="2351"/>
+            <w:tcW w:type="dxa" w:w="4703"/>
           </w:tcPr>
           <w:p>
             <w:r>
               <w:rPr>
-                <w:sz w:val="18"/>
+                <w:sz w:val="17"/>
               </w:rPr>
+              <w:t>受入機関関係者の同席</w:t>
             </w:r>
           </w:p>
         </w:tc>
         <w:tc>
           <w:tcPr>
-            <w:tcW w:type="dxa" w:w="2351"/>
+            <w:tcW w:type="dxa" w:w="4703"/>
           </w:tcPr>
           <w:p>
             <w:r>
               <w:rPr>
-                <w:sz w:val="18"/>
+                <w:sz w:val="17"/>
               </w:rPr>
-              <w:t>`[実際の労働時間]`</w:t>
-            </w:r>
-          </w:p>
-        </w:tc>
-        <w:tc>
-          <w:tcPr>
-            <w:tcW w:type="dxa" w:w="2351"/>
-          </w:tcPr>
-          <w:p>
-            <w:r>
-              <w:rPr>
-                <w:sz w:val="18"/>
-              </w:rPr>
-              <w:t>実際の週労働時間</w:t>
-            </w:r>
-          </w:p>
-        </w:tc>
-        <w:tc>
-          <w:tcPr>
-            <w:tcW w:type="dxa" w:w="2351"/>
-          </w:tcPr>
-          <w:p>
-            <w:r>
-              <w:rPr>
-                <w:sz w:val="18"/>
-              </w:rPr>
-              <w:t>40時間</w:t>
+              <w:t>□なし　□あり（**[同席者氏名・役職]**）※同席時は別途単独確認を実施すること</w:t>
             </w:r>
           </w:p>
         </w:tc>
@@ -2160,37 +322,2036 @@
       <w:tr>
         <w:tc>
           <w:tcPr>
-            <w:tcW w:type="dxa" w:w="2351"/>
+            <w:tcW w:type="dxa" w:w="4703"/>
           </w:tcPr>
           <w:p>
             <w:r>
               <w:rPr>
-                <w:sz w:val="18"/>
+                <w:sz w:val="17"/>
               </w:rPr>
+              <w:t>面談通算回数</w:t>
             </w:r>
           </w:p>
         </w:tc>
         <w:tc>
           <w:tcPr>
-            <w:tcW w:type="dxa" w:w="2351"/>
+            <w:tcW w:type="dxa" w:w="4703"/>
           </w:tcPr>
           <w:p>
             <w:r>
               <w:rPr>
-                <w:sz w:val="18"/>
+                <w:sz w:val="17"/>
               </w:rPr>
-              <w:t>`[相談要望内容]`</w:t>
+              <w:t>第 **[通算回数]** 回目</w:t>
+            </w:r>
+          </w:p>
+        </w:tc>
+      </w:tr>
+    </w:tbl>
+    <w:p/>
+    <w:p/>
+    <w:p>
+      <w:r>
+        <w:rPr>
+          <w:sz w:val="16"/>
+        </w:rPr>
+        <w:t>──────────────────────────────────────────────────</w:t>
+      </w:r>
+    </w:p>
+    <w:p/>
+    <w:p>
+      <w:r>
+        <w:rPr>
+          <w:b/>
+          <w:sz w:val="24"/>
+        </w:rPr>
+        <w:t>▌面談対象外国人</w:t>
+      </w:r>
+    </w:p>
+    <w:p/>
+    <w:tbl>
+      <w:tblPr>
+        <w:tblStyle w:val="TableGrid"/>
+        <w:tblW w:type="auto" w:w="0"/>
+        <w:tblLook w:firstColumn="1" w:firstRow="1" w:lastColumn="0" w:lastRow="0" w:noHBand="0" w:noVBand="1" w:val="04A0"/>
+      </w:tblPr>
+      <w:tblGrid>
+        <w:gridCol w:w="4703"/>
+        <w:gridCol w:w="4703"/>
+      </w:tblGrid>
+      <w:tr>
+        <w:tc>
+          <w:tcPr>
+            <w:tcW w:type="dxa" w:w="4703"/>
+          </w:tcPr>
+          <w:p>
+            <w:r>
+              <w:rPr>
+                <w:b/>
+                <w:sz w:val="17"/>
+              </w:rPr>
+              <w:t>項目</w:t>
             </w:r>
           </w:p>
         </w:tc>
         <w:tc>
           <w:tcPr>
-            <w:tcW w:type="dxa" w:w="2351"/>
+            <w:tcW w:type="dxa" w:w="4703"/>
           </w:tcPr>
           <w:p>
             <w:r>
               <w:rPr>
-                <w:sz w:val="18"/>
+                <w:b/>
+                <w:sz w:val="17"/>
+              </w:rPr>
+              <w:t>内容</w:t>
+            </w:r>
+          </w:p>
+        </w:tc>
+      </w:tr>
+      <w:tr>
+        <w:tc>
+          <w:tcPr>
+            <w:tcW w:type="dxa" w:w="4703"/>
+          </w:tcPr>
+          <w:p>
+            <w:r>
+              <w:rPr>
+                <w:sz w:val="17"/>
+              </w:rPr>
+              <w:t>氏名（ローマ字）</w:t>
+            </w:r>
+          </w:p>
+        </w:tc>
+        <w:tc>
+          <w:tcPr>
+            <w:tcW w:type="dxa" w:w="4703"/>
+          </w:tcPr>
+          <w:p>
+            <w:r>
+              <w:rPr>
+                <w:sz w:val="17"/>
+              </w:rPr>
+              <w:t>**[外国人氏名]**</w:t>
+            </w:r>
+          </w:p>
+        </w:tc>
+      </w:tr>
+      <w:tr>
+        <w:tc>
+          <w:tcPr>
+            <w:tcW w:type="dxa" w:w="4703"/>
+          </w:tcPr>
+          <w:p>
+            <w:r>
+              <w:rPr>
+                <w:sz w:val="17"/>
+              </w:rPr>
+              <w:t>国籍</w:t>
+            </w:r>
+          </w:p>
+        </w:tc>
+        <w:tc>
+          <w:tcPr>
+            <w:tcW w:type="dxa" w:w="4703"/>
+          </w:tcPr>
+          <w:p>
+            <w:r>
+              <w:rPr>
+                <w:sz w:val="17"/>
+              </w:rPr>
+              <w:t>**[国籍]**</w:t>
+            </w:r>
+          </w:p>
+        </w:tc>
+      </w:tr>
+      <w:tr>
+        <w:tc>
+          <w:tcPr>
+            <w:tcW w:type="dxa" w:w="4703"/>
+          </w:tcPr>
+          <w:p>
+            <w:r>
+              <w:rPr>
+                <w:sz w:val="17"/>
+              </w:rPr>
+              <w:t>在留カード番号</w:t>
+            </w:r>
+          </w:p>
+        </w:tc>
+        <w:tc>
+          <w:tcPr>
+            <w:tcW w:type="dxa" w:w="4703"/>
+          </w:tcPr>
+          <w:p>
+            <w:r>
+              <w:rPr>
+                <w:sz w:val="17"/>
+              </w:rPr>
+              <w:t>**[在留カード番号]**</w:t>
+            </w:r>
+          </w:p>
+        </w:tc>
+      </w:tr>
+      <w:tr>
+        <w:tc>
+          <w:tcPr>
+            <w:tcW w:type="dxa" w:w="4703"/>
+          </w:tcPr>
+          <w:p>
+            <w:r>
+              <w:rPr>
+                <w:sz w:val="17"/>
+              </w:rPr>
+              <w:t>在留期限</w:t>
+            </w:r>
+          </w:p>
+        </w:tc>
+        <w:tc>
+          <w:tcPr>
+            <w:tcW w:type="dxa" w:w="4703"/>
+          </w:tcPr>
+          <w:p>
+            <w:r>
+              <w:rPr>
+                <w:sz w:val="17"/>
+              </w:rPr>
+              <w:t>令和 **[満了年]** 年 **[満了月]** 月 **[満了日]** 日</w:t>
+            </w:r>
+          </w:p>
+        </w:tc>
+      </w:tr>
+      <w:tr>
+        <w:tc>
+          <w:tcPr>
+            <w:tcW w:type="dxa" w:w="4703"/>
+          </w:tcPr>
+          <w:p>
+            <w:r>
+              <w:rPr>
+                <w:sz w:val="17"/>
+              </w:rPr>
+              <w:t>受入機関名</w:t>
+            </w:r>
+          </w:p>
+        </w:tc>
+        <w:tc>
+          <w:tcPr>
+            <w:tcW w:type="dxa" w:w="4703"/>
+          </w:tcPr>
+          <w:p>
+            <w:r>
+              <w:rPr>
+                <w:sz w:val="17"/>
+              </w:rPr>
+              <w:t>**[受入機関名]**</w:t>
+            </w:r>
+          </w:p>
+        </w:tc>
+      </w:tr>
+      <w:tr>
+        <w:tc>
+          <w:tcPr>
+            <w:tcW w:type="dxa" w:w="4703"/>
+          </w:tcPr>
+          <w:p>
+            <w:r>
+              <w:rPr>
+                <w:sz w:val="17"/>
+              </w:rPr>
+              <w:t>特定技能分野・業務</w:t>
+            </w:r>
+          </w:p>
+        </w:tc>
+        <w:tc>
+          <w:tcPr>
+            <w:tcW w:type="dxa" w:w="4703"/>
+          </w:tcPr>
+          <w:p>
+            <w:r>
+              <w:rPr>
+                <w:sz w:val="17"/>
+              </w:rPr>
+              <w:t>**[分野]**（**[具体的業務]**）</w:t>
+            </w:r>
+          </w:p>
+        </w:tc>
+      </w:tr>
+      <w:tr>
+        <w:tc>
+          <w:tcPr>
+            <w:tcW w:type="dxa" w:w="4703"/>
+          </w:tcPr>
+          <w:p>
+            <w:r>
+              <w:rPr>
+                <w:sz w:val="17"/>
+              </w:rPr>
+              <w:t>就労開始日</w:t>
+            </w:r>
+          </w:p>
+        </w:tc>
+        <w:tc>
+          <w:tcPr>
+            <w:tcW w:type="dxa" w:w="4703"/>
+          </w:tcPr>
+          <w:p>
+            <w:r>
+              <w:rPr>
+                <w:sz w:val="17"/>
+              </w:rPr>
+              <w:t>令和 **[就労開始年]** 年 **[就労開始月]** 月 **[就労開始日]** 日</w:t>
+            </w:r>
+          </w:p>
+        </w:tc>
+      </w:tr>
+    </w:tbl>
+    <w:p/>
+    <w:p/>
+    <w:p>
+      <w:r>
+        <w:rPr>
+          <w:sz w:val="16"/>
+        </w:rPr>
+        <w:t>──────────────────────────────────────────────────</w:t>
+      </w:r>
+    </w:p>
+    <w:p/>
+    <w:p>
+      <w:r>
+        <w:rPr>
+          <w:b/>
+          <w:sz w:val="24"/>
+        </w:rPr>
+        <w:t>▌面談担当者（固定）</w:t>
+      </w:r>
+    </w:p>
+    <w:p/>
+    <w:tbl>
+      <w:tblPr>
+        <w:tblStyle w:val="TableGrid"/>
+        <w:tblW w:type="auto" w:w="0"/>
+        <w:tblLook w:firstColumn="1" w:firstRow="1" w:lastColumn="0" w:lastRow="0" w:noHBand="0" w:noVBand="1" w:val="04A0"/>
+      </w:tblPr>
+      <w:tblGrid>
+        <w:gridCol w:w="4703"/>
+        <w:gridCol w:w="4703"/>
+      </w:tblGrid>
+      <w:tr>
+        <w:tc>
+          <w:tcPr>
+            <w:tcW w:type="dxa" w:w="4703"/>
+          </w:tcPr>
+          <w:p>
+            <w:r>
+              <w:rPr>
+                <w:b/>
+                <w:sz w:val="17"/>
+              </w:rPr>
+              <w:t>項目</w:t>
+            </w:r>
+          </w:p>
+        </w:tc>
+        <w:tc>
+          <w:tcPr>
+            <w:tcW w:type="dxa" w:w="4703"/>
+          </w:tcPr>
+          <w:p>
+            <w:r>
+              <w:rPr>
+                <w:b/>
+                <w:sz w:val="17"/>
+              </w:rPr>
+              <w:t>内容</w:t>
+            </w:r>
+          </w:p>
+        </w:tc>
+      </w:tr>
+      <w:tr>
+        <w:tc>
+          <w:tcPr>
+            <w:tcW w:type="dxa" w:w="4703"/>
+          </w:tcPr>
+          <w:p>
+            <w:r>
+              <w:rPr>
+                <w:sz w:val="17"/>
+              </w:rPr>
+              <w:t>登録支援機関名称</w:t>
+            </w:r>
+          </w:p>
+        </w:tc>
+        <w:tc>
+          <w:tcPr>
+            <w:tcW w:type="dxa" w:w="4703"/>
+          </w:tcPr>
+          <w:p>
+            <w:r>
+              <w:rPr>
+                <w:sz w:val="17"/>
+              </w:rPr>
+              <w:t>[自社名称]　／　19登－XXXXXXXX</w:t>
+            </w:r>
+          </w:p>
+        </w:tc>
+      </w:tr>
+      <w:tr>
+        <w:tc>
+          <w:tcPr>
+            <w:tcW w:type="dxa" w:w="4703"/>
+          </w:tcPr>
+          <w:p>
+            <w:r>
+              <w:rPr>
+                <w:sz w:val="17"/>
+              </w:rPr>
+              <w:t>面談担当者氏名</w:t>
+            </w:r>
+          </w:p>
+        </w:tc>
+        <w:tc>
+          <w:tcPr>
+            <w:tcW w:type="dxa" w:w="4703"/>
+          </w:tcPr>
+          <w:p>
+            <w:r>
+              <w:rPr>
+                <w:sz w:val="17"/>
+              </w:rPr>
+              <w:t>[面談担当者氏名]　／　[面談担当者役職]</w:t>
+            </w:r>
+          </w:p>
+        </w:tc>
+      </w:tr>
+      <w:tr>
+        <w:tc>
+          <w:tcPr>
+            <w:tcW w:type="dxa" w:w="4703"/>
+          </w:tcPr>
+          <w:p>
+            <w:r>
+              <w:rPr>
+                <w:sz w:val="17"/>
+              </w:rPr>
+              <w:t>監督者との利害関係</w:t>
+            </w:r>
+          </w:p>
+        </w:tc>
+        <w:tc>
+          <w:tcPr>
+            <w:tcW w:type="dxa" w:w="4703"/>
+          </w:tcPr>
+          <w:p>
+            <w:r>
+              <w:rPr>
+                <w:sz w:val="17"/>
+              </w:rPr>
+              <w:t>□利害関係なし（必須確認）</w:t>
+            </w:r>
+          </w:p>
+        </w:tc>
+      </w:tr>
+    </w:tbl>
+    <w:p/>
+    <w:p/>
+    <w:p>
+      <w:r>
+        <w:rPr>
+          <w:sz w:val="16"/>
+        </w:rPr>
+        <w:t>──────────────────────────────────────────────────</w:t>
+      </w:r>
+    </w:p>
+    <w:p/>
+    <w:p>
+      <w:r>
+        <w:rPr>
+          <w:b/>
+          <w:sz w:val="24"/>
+        </w:rPr>
+        <w:t>▌確認項目①：就労状況</w:t>
+      </w:r>
+    </w:p>
+    <w:p/>
+    <w:tbl>
+      <w:tblPr>
+        <w:tblStyle w:val="TableGrid"/>
+        <w:tblW w:type="auto" w:w="0"/>
+        <w:tblLook w:firstColumn="1" w:firstRow="1" w:lastColumn="0" w:lastRow="0" w:noHBand="0" w:noVBand="1" w:val="04A0"/>
+      </w:tblPr>
+      <w:tblGrid>
+        <w:gridCol w:w="3135"/>
+        <w:gridCol w:w="3135"/>
+        <w:gridCol w:w="3135"/>
+      </w:tblGrid>
+      <w:tr>
+        <w:tc>
+          <w:tcPr>
+            <w:tcW w:type="dxa" w:w="3135"/>
+          </w:tcPr>
+          <w:p>
+            <w:r>
+              <w:rPr>
+                <w:b/>
+                <w:sz w:val="17"/>
+              </w:rPr>
+              <w:t>確認項目</w:t>
+            </w:r>
+          </w:p>
+        </w:tc>
+        <w:tc>
+          <w:tcPr>
+            <w:tcW w:type="dxa" w:w="3135"/>
+          </w:tcPr>
+          <w:p>
+            <w:r>
+              <w:rPr>
+                <w:b/>
+                <w:sz w:val="17"/>
+              </w:rPr>
+              <w:t>結果</w:t>
+            </w:r>
+          </w:p>
+        </w:tc>
+        <w:tc>
+          <w:tcPr>
+            <w:tcW w:type="dxa" w:w="3135"/>
+          </w:tcPr>
+          <w:p>
+            <w:r>
+              <w:rPr>
+                <w:b/>
+                <w:sz w:val="17"/>
+              </w:rPr>
+              <w:t>問題内容（問題ありの場合）</w:t>
+            </w:r>
+          </w:p>
+        </w:tc>
+      </w:tr>
+      <w:tr>
+        <w:tc>
+          <w:tcPr>
+            <w:tcW w:type="dxa" w:w="3135"/>
+          </w:tcPr>
+          <w:p>
+            <w:r>
+              <w:rPr>
+                <w:sz w:val="17"/>
+              </w:rPr>
+              <w:t>雇用契約書の業務内容と実際が一致しているか</w:t>
+            </w:r>
+          </w:p>
+        </w:tc>
+        <w:tc>
+          <w:tcPr>
+            <w:tcW w:type="dxa" w:w="3135"/>
+          </w:tcPr>
+          <w:p>
+            <w:r>
+              <w:rPr>
+                <w:sz w:val="17"/>
+              </w:rPr>
+              <w:t>□一致　□相違あり</w:t>
+            </w:r>
+          </w:p>
+        </w:tc>
+        <w:tc>
+          <w:tcPr>
+            <w:tcW w:type="dxa" w:w="3135"/>
+          </w:tcPr>
+          <w:p>
+            <w:r>
+              <w:rPr>
+                <w:sz w:val="17"/>
+              </w:rPr>
+              <w:t>**[業務相違内容]**</w:t>
+            </w:r>
+          </w:p>
+        </w:tc>
+      </w:tr>
+      <w:tr>
+        <w:tc>
+          <w:tcPr>
+            <w:tcW w:type="dxa" w:w="3135"/>
+          </w:tcPr>
+          <w:p>
+            <w:r>
+              <w:rPr>
+                <w:sz w:val="17"/>
+              </w:rPr>
+              <w:t>所定労働時間は守られているか</w:t>
+            </w:r>
+          </w:p>
+        </w:tc>
+        <w:tc>
+          <w:tcPr>
+            <w:tcW w:type="dxa" w:w="3135"/>
+          </w:tcPr>
+          <w:p>
+            <w:r>
+              <w:rPr>
+                <w:sz w:val="17"/>
+              </w:rPr>
+              <w:t>□守られている　□超過あり</w:t>
+            </w:r>
+          </w:p>
+        </w:tc>
+        <w:tc>
+          <w:tcPr>
+            <w:tcW w:type="dxa" w:w="3135"/>
+          </w:tcPr>
+          <w:p>
+            <w:r>
+              <w:rPr>
+                <w:sz w:val="17"/>
+              </w:rPr>
+              <w:t>月平均超過：**[超過時間]** 時間</w:t>
+            </w:r>
+          </w:p>
+        </w:tc>
+      </w:tr>
+      <w:tr>
+        <w:tc>
+          <w:tcPr>
+            <w:tcW w:type="dxa" w:w="3135"/>
+          </w:tcPr>
+          <w:p>
+            <w:r>
+              <w:rPr>
+                <w:sz w:val="17"/>
+              </w:rPr>
+              <w:t>時間外労働は36協定の範囲内か</w:t>
+            </w:r>
+          </w:p>
+        </w:tc>
+        <w:tc>
+          <w:tcPr>
+            <w:tcW w:type="dxa" w:w="3135"/>
+          </w:tcPr>
+          <w:p>
+            <w:r>
+              <w:rPr>
+                <w:sz w:val="17"/>
+              </w:rPr>
+              <w:t>□範囲内　□超過あり</w:t>
+            </w:r>
+          </w:p>
+        </w:tc>
+        <w:tc>
+          <w:tcPr>
+            <w:tcW w:type="dxa" w:w="3135"/>
+          </w:tcPr>
+          <w:p>
+            <w:r>
+              <w:rPr>
+                <w:sz w:val="17"/>
+              </w:rPr>
+              <w:t>**[超過内容]**</w:t>
+            </w:r>
+          </w:p>
+        </w:tc>
+      </w:tr>
+      <w:tr>
+        <w:tc>
+          <w:tcPr>
+            <w:tcW w:type="dxa" w:w="3135"/>
+          </w:tcPr>
+          <w:p>
+            <w:r>
+              <w:rPr>
+                <w:sz w:val="17"/>
+              </w:rPr>
+              <w:t>休日・有給休暇は取得できているか</w:t>
+            </w:r>
+          </w:p>
+        </w:tc>
+        <w:tc>
+          <w:tcPr>
+            <w:tcW w:type="dxa" w:w="3135"/>
+          </w:tcPr>
+          <w:p>
+            <w:r>
+              <w:rPr>
+                <w:sz w:val="17"/>
+              </w:rPr>
+              <w:t>□取得できている　□できていない</w:t>
+            </w:r>
+          </w:p>
+        </w:tc>
+        <w:tc>
+          <w:tcPr>
+            <w:tcW w:type="dxa" w:w="3135"/>
+          </w:tcPr>
+          <w:p>
+            <w:r>
+              <w:rPr>
+                <w:sz w:val="17"/>
+              </w:rPr>
+              <w:t>**[理由]**</w:t>
+            </w:r>
+          </w:p>
+        </w:tc>
+      </w:tr>
+      <w:tr>
+        <w:tc>
+          <w:tcPr>
+            <w:tcW w:type="dxa" w:w="3135"/>
+          </w:tcPr>
+          <w:p>
+            <w:r>
+              <w:rPr>
+                <w:sz w:val="17"/>
+              </w:rPr>
+              <w:t>賃金は毎月支払われているか</w:t>
+            </w:r>
+          </w:p>
+        </w:tc>
+        <w:tc>
+          <w:tcPr>
+            <w:tcW w:type="dxa" w:w="3135"/>
+          </w:tcPr>
+          <w:p>
+            <w:r>
+              <w:rPr>
+                <w:sz w:val="17"/>
+              </w:rPr>
+              <w:t>□支払済　□遅延・未払いあり</w:t>
+            </w:r>
+          </w:p>
+        </w:tc>
+        <w:tc>
+          <w:tcPr>
+            <w:tcW w:type="dxa" w:w="3135"/>
+          </w:tcPr>
+          <w:p>
+            <w:r>
+              <w:rPr>
+                <w:sz w:val="17"/>
+              </w:rPr>
+              <w:t>**[詳細]**</w:t>
+            </w:r>
+          </w:p>
+        </w:tc>
+      </w:tr>
+      <w:tr>
+        <w:tc>
+          <w:tcPr>
+            <w:tcW w:type="dxa" w:w="3135"/>
+          </w:tcPr>
+          <w:p>
+            <w:r>
+              <w:rPr>
+                <w:sz w:val="17"/>
+              </w:rPr>
+              <w:t>給与明細は交付されているか</w:t>
+            </w:r>
+          </w:p>
+        </w:tc>
+        <w:tc>
+          <w:tcPr>
+            <w:tcW w:type="dxa" w:w="3135"/>
+          </w:tcPr>
+          <w:p>
+            <w:r>
+              <w:rPr>
+                <w:sz w:val="17"/>
+              </w:rPr>
+              <w:t>□交付あり　□なし</w:t>
+            </w:r>
+          </w:p>
+        </w:tc>
+        <w:tc>
+          <w:tcPr>
+            <w:tcW w:type="dxa" w:w="3135"/>
+          </w:tcPr>
+          <w:p>
+            <w:r>
+              <w:rPr>
+                <w:sz w:val="17"/>
+              </w:rPr>
+              <w:t>**[詳細]**</w:t>
+            </w:r>
+          </w:p>
+        </w:tc>
+      </w:tr>
+      <w:tr>
+        <w:tc>
+          <w:tcPr>
+            <w:tcW w:type="dxa" w:w="3135"/>
+          </w:tcPr>
+          <w:p>
+            <w:r>
+              <w:rPr>
+                <w:sz w:val="17"/>
+              </w:rPr>
+              <w:t>賃金は雇用契約書の金額と一致しているか</w:t>
+            </w:r>
+          </w:p>
+        </w:tc>
+        <w:tc>
+          <w:tcPr>
+            <w:tcW w:type="dxa" w:w="3135"/>
+          </w:tcPr>
+          <w:p>
+            <w:r>
+              <w:rPr>
+                <w:sz w:val="17"/>
+              </w:rPr>
+              <w:t>□一致　□相違あり</w:t>
+            </w:r>
+          </w:p>
+        </w:tc>
+        <w:tc>
+          <w:tcPr>
+            <w:tcW w:type="dxa" w:w="3135"/>
+          </w:tcPr>
+          <w:p>
+            <w:r>
+              <w:rPr>
+                <w:sz w:val="17"/>
+              </w:rPr>
+              <w:t>**[相違内容]**</w:t>
+            </w:r>
+          </w:p>
+        </w:tc>
+      </w:tr>
+      <w:tr>
+        <w:tc>
+          <w:tcPr>
+            <w:tcW w:type="dxa" w:w="3135"/>
+          </w:tcPr>
+          <w:p>
+            <w:r>
+              <w:rPr>
+                <w:sz w:val="17"/>
+              </w:rPr>
+              <w:t>不当な控除はないか</w:t>
+            </w:r>
+          </w:p>
+        </w:tc>
+        <w:tc>
+          <w:tcPr>
+            <w:tcW w:type="dxa" w:w="3135"/>
+          </w:tcPr>
+          <w:p>
+            <w:r>
+              <w:rPr>
+                <w:sz w:val="17"/>
+              </w:rPr>
+              <w:t>□なし　□あり</w:t>
+            </w:r>
+          </w:p>
+        </w:tc>
+        <w:tc>
+          <w:tcPr>
+            <w:tcW w:type="dxa" w:w="3135"/>
+          </w:tcPr>
+          <w:p>
+            <w:r>
+              <w:rPr>
+                <w:sz w:val="17"/>
+              </w:rPr>
+              <w:t>**[内容]**</w:t>
+            </w:r>
+          </w:p>
+        </w:tc>
+      </w:tr>
+      <w:tr>
+        <w:tc>
+          <w:tcPr>
+            <w:tcW w:type="dxa" w:w="3135"/>
+          </w:tcPr>
+          <w:p>
+            <w:r>
+              <w:rPr>
+                <w:sz w:val="17"/>
+              </w:rPr>
+              <w:t>健康保険に加入しているか</w:t>
+            </w:r>
+          </w:p>
+        </w:tc>
+        <w:tc>
+          <w:tcPr>
+            <w:tcW w:type="dxa" w:w="3135"/>
+          </w:tcPr>
+          <w:p>
+            <w:r>
+              <w:rPr>
+                <w:sz w:val="17"/>
+              </w:rPr>
+              <w:t>□加入済　□未加入</w:t>
+            </w:r>
+          </w:p>
+        </w:tc>
+        <w:tc>
+          <w:tcPr>
+            <w:tcW w:type="dxa" w:w="3135"/>
+          </w:tcPr>
+          <w:p>
+            <w:r>
+              <w:rPr>
+                <w:sz w:val="17"/>
+              </w:rPr>
+              <w:t>**[理由]**</w:t>
+            </w:r>
+          </w:p>
+        </w:tc>
+      </w:tr>
+      <w:tr>
+        <w:tc>
+          <w:tcPr>
+            <w:tcW w:type="dxa" w:w="3135"/>
+          </w:tcPr>
+          <w:p>
+            <w:r>
+              <w:rPr>
+                <w:sz w:val="17"/>
+              </w:rPr>
+              <w:t>厚生年金（国民年金）に加入しているか</w:t>
+            </w:r>
+          </w:p>
+        </w:tc>
+        <w:tc>
+          <w:tcPr>
+            <w:tcW w:type="dxa" w:w="3135"/>
+          </w:tcPr>
+          <w:p>
+            <w:r>
+              <w:rPr>
+                <w:sz w:val="17"/>
+              </w:rPr>
+              <w:t>□加入済　□未加入</w:t>
+            </w:r>
+          </w:p>
+        </w:tc>
+        <w:tc>
+          <w:tcPr>
+            <w:tcW w:type="dxa" w:w="3135"/>
+          </w:tcPr>
+          <w:p>
+            <w:r>
+              <w:rPr>
+                <w:sz w:val="17"/>
+              </w:rPr>
+              <w:t>**[理由]**</w:t>
+            </w:r>
+          </w:p>
+        </w:tc>
+      </w:tr>
+      <w:tr>
+        <w:tc>
+          <w:tcPr>
+            <w:tcW w:type="dxa" w:w="3135"/>
+          </w:tcPr>
+          <w:p>
+            <w:r>
+              <w:rPr>
+                <w:sz w:val="17"/>
+              </w:rPr>
+              <w:t>雇用保険に加入しているか</w:t>
+            </w:r>
+          </w:p>
+        </w:tc>
+        <w:tc>
+          <w:tcPr>
+            <w:tcW w:type="dxa" w:w="3135"/>
+          </w:tcPr>
+          <w:p>
+            <w:r>
+              <w:rPr>
+                <w:sz w:val="17"/>
+              </w:rPr>
+              <w:t>□加入済　□未加入</w:t>
+            </w:r>
+          </w:p>
+        </w:tc>
+        <w:tc>
+          <w:tcPr>
+            <w:tcW w:type="dxa" w:w="3135"/>
+          </w:tcPr>
+          <w:p>
+            <w:r>
+              <w:rPr>
+                <w:sz w:val="17"/>
+              </w:rPr>
+              <w:t>**[理由]**</w:t>
+            </w:r>
+          </w:p>
+        </w:tc>
+      </w:tr>
+    </w:tbl>
+    <w:p/>
+    <w:p/>
+    <w:p>
+      <w:r>
+        <w:rPr>
+          <w:sz w:val="16"/>
+        </w:rPr>
+        <w:t>──────────────────────────────────────────────────</w:t>
+      </w:r>
+    </w:p>
+    <w:p/>
+    <w:p>
+      <w:r>
+        <w:rPr>
+          <w:b/>
+          <w:sz w:val="24"/>
+        </w:rPr>
+        <w:t>▌確認項目②：職場環境・人間関係</w:t>
+      </w:r>
+    </w:p>
+    <w:p/>
+    <w:tbl>
+      <w:tblPr>
+        <w:tblStyle w:val="TableGrid"/>
+        <w:tblW w:type="auto" w:w="0"/>
+        <w:tblLook w:firstColumn="1" w:firstRow="1" w:lastColumn="0" w:lastRow="0" w:noHBand="0" w:noVBand="1" w:val="04A0"/>
+      </w:tblPr>
+      <w:tblGrid>
+        <w:gridCol w:w="3135"/>
+        <w:gridCol w:w="3135"/>
+        <w:gridCol w:w="3135"/>
+      </w:tblGrid>
+      <w:tr>
+        <w:tc>
+          <w:tcPr>
+            <w:tcW w:type="dxa" w:w="3135"/>
+          </w:tcPr>
+          <w:p>
+            <w:r>
+              <w:rPr>
+                <w:b/>
+                <w:sz w:val="17"/>
+              </w:rPr>
+              <w:t>確認項目</w:t>
+            </w:r>
+          </w:p>
+        </w:tc>
+        <w:tc>
+          <w:tcPr>
+            <w:tcW w:type="dxa" w:w="3135"/>
+          </w:tcPr>
+          <w:p>
+            <w:r>
+              <w:rPr>
+                <w:b/>
+                <w:sz w:val="17"/>
+              </w:rPr>
+              <w:t>結果</w:t>
+            </w:r>
+          </w:p>
+        </w:tc>
+        <w:tc>
+          <w:tcPr>
+            <w:tcW w:type="dxa" w:w="3135"/>
+          </w:tcPr>
+          <w:p>
+            <w:r>
+              <w:rPr>
+                <w:b/>
+                <w:sz w:val="17"/>
+              </w:rPr>
+              <w:t>問題内容（問題ありの場合）</w:t>
+            </w:r>
+          </w:p>
+        </w:tc>
+      </w:tr>
+      <w:tr>
+        <w:tc>
+          <w:tcPr>
+            <w:tcW w:type="dxa" w:w="3135"/>
+          </w:tcPr>
+          <w:p>
+            <w:r>
+              <w:rPr>
+                <w:sz w:val="17"/>
+              </w:rPr>
+              <w:t>職場の雰囲気・環境はどうか</w:t>
+            </w:r>
+          </w:p>
+        </w:tc>
+        <w:tc>
+          <w:tcPr>
+            <w:tcW w:type="dxa" w:w="3135"/>
+          </w:tcPr>
+          <w:p>
+            <w:r>
+              <w:rPr>
+                <w:sz w:val="17"/>
+              </w:rPr>
+              <w:t>□良好　□普通　□問題あり</w:t>
+            </w:r>
+          </w:p>
+        </w:tc>
+        <w:tc>
+          <w:tcPr>
+            <w:tcW w:type="dxa" w:w="3135"/>
+          </w:tcPr>
+          <w:p>
+            <w:r>
+              <w:rPr>
+                <w:sz w:val="17"/>
+              </w:rPr>
+              <w:t>**[内容]**</w:t>
+            </w:r>
+          </w:p>
+        </w:tc>
+      </w:tr>
+      <w:tr>
+        <w:tc>
+          <w:tcPr>
+            <w:tcW w:type="dxa" w:w="3135"/>
+          </w:tcPr>
+          <w:p>
+            <w:r>
+              <w:rPr>
+                <w:sz w:val="17"/>
+              </w:rPr>
+              <w:t>安全衛生面（設備・保護具等）に問題はないか</w:t>
+            </w:r>
+          </w:p>
+        </w:tc>
+        <w:tc>
+          <w:tcPr>
+            <w:tcW w:type="dxa" w:w="3135"/>
+          </w:tcPr>
+          <w:p>
+            <w:r>
+              <w:rPr>
+                <w:sz w:val="17"/>
+              </w:rPr>
+              <w:t>□なし　□あり</w:t>
+            </w:r>
+          </w:p>
+        </w:tc>
+        <w:tc>
+          <w:tcPr>
+            <w:tcW w:type="dxa" w:w="3135"/>
+          </w:tcPr>
+          <w:p>
+            <w:r>
+              <w:rPr>
+                <w:sz w:val="17"/>
+              </w:rPr>
+              <w:t>**[内容]**</w:t>
+            </w:r>
+          </w:p>
+        </w:tc>
+      </w:tr>
+      <w:tr>
+        <w:tc>
+          <w:tcPr>
+            <w:tcW w:type="dxa" w:w="3135"/>
+          </w:tcPr>
+          <w:p>
+            <w:r>
+              <w:rPr>
+                <w:sz w:val="17"/>
+              </w:rPr>
+              <w:t>上司・同僚との関係はどうか</w:t>
+            </w:r>
+          </w:p>
+        </w:tc>
+        <w:tc>
+          <w:tcPr>
+            <w:tcW w:type="dxa" w:w="3135"/>
+          </w:tcPr>
+          <w:p>
+            <w:r>
+              <w:rPr>
+                <w:sz w:val="17"/>
+              </w:rPr>
+              <w:t>□良好　□普通　□困難</w:t>
+            </w:r>
+          </w:p>
+        </w:tc>
+        <w:tc>
+          <w:tcPr>
+            <w:tcW w:type="dxa" w:w="3135"/>
+          </w:tcPr>
+          <w:p>
+            <w:r>
+              <w:rPr>
+                <w:sz w:val="17"/>
+              </w:rPr>
+              <w:t>**[内容]**</w:t>
+            </w:r>
+          </w:p>
+        </w:tc>
+      </w:tr>
+      <w:tr>
+        <w:tc>
+          <w:tcPr>
+            <w:tcW w:type="dxa" w:w="3135"/>
+          </w:tcPr>
+          <w:p>
+            <w:r>
+              <w:rPr>
+                <w:sz w:val="17"/>
+              </w:rPr>
+              <w:t>パワハラ・セクハラ等のハラスメントはないか</w:t>
+            </w:r>
+          </w:p>
+        </w:tc>
+        <w:tc>
+          <w:tcPr>
+            <w:tcW w:type="dxa" w:w="3135"/>
+          </w:tcPr>
+          <w:p>
+            <w:r>
+              <w:rPr>
+                <w:sz w:val="17"/>
+              </w:rPr>
+              <w:t>□なし　□あり</w:t>
+            </w:r>
+          </w:p>
+        </w:tc>
+        <w:tc>
+          <w:tcPr>
+            <w:tcW w:type="dxa" w:w="3135"/>
+          </w:tcPr>
+          <w:p>
+            <w:r>
+              <w:rPr>
+                <w:sz w:val="17"/>
+              </w:rPr>
+              <w:t>種別：**[種別]**　内容：**[内容]**</w:t>
+            </w:r>
+          </w:p>
+        </w:tc>
+      </w:tr>
+      <w:tr>
+        <w:tc>
+          <w:tcPr>
+            <w:tcW w:type="dxa" w:w="3135"/>
+          </w:tcPr>
+          <w:p>
+            <w:r>
+              <w:rPr>
+                <w:sz w:val="17"/>
+              </w:rPr>
+              <w:t>いじめ・差別的な扱いはないか</w:t>
+            </w:r>
+          </w:p>
+        </w:tc>
+        <w:tc>
+          <w:tcPr>
+            <w:tcW w:type="dxa" w:w="3135"/>
+          </w:tcPr>
+          <w:p>
+            <w:r>
+              <w:rPr>
+                <w:sz w:val="17"/>
+              </w:rPr>
+              <w:t>□なし　□あり</w:t>
+            </w:r>
+          </w:p>
+        </w:tc>
+        <w:tc>
+          <w:tcPr>
+            <w:tcW w:type="dxa" w:w="3135"/>
+          </w:tcPr>
+          <w:p>
+            <w:r>
+              <w:rPr>
+                <w:sz w:val="17"/>
+              </w:rPr>
+              <w:t>**[内容]**</w:t>
+            </w:r>
+          </w:p>
+        </w:tc>
+      </w:tr>
+      <w:tr>
+        <w:tc>
+          <w:tcPr>
+            <w:tcW w:type="dxa" w:w="3135"/>
+          </w:tcPr>
+          <w:p>
+            <w:r>
+              <w:rPr>
+                <w:sz w:val="17"/>
+              </w:rPr>
+              <w:t>パスポート・在留カードは自分で管理しているか</w:t>
+            </w:r>
+          </w:p>
+        </w:tc>
+        <w:tc>
+          <w:tcPr>
+            <w:tcW w:type="dxa" w:w="3135"/>
+          </w:tcPr>
+          <w:p>
+            <w:r>
+              <w:rPr>
+                <w:sz w:val="17"/>
+              </w:rPr>
+              <w:t>□自分管理　□会社保管（本人同意：□あり □なし）　□強制取り上げ</w:t>
+            </w:r>
+          </w:p>
+        </w:tc>
+        <w:tc>
+          <w:tcPr>
+            <w:tcW w:type="dxa" w:w="3135"/>
+          </w:tcPr>
+          <w:p>
+            <w:r>
+              <w:rPr>
+                <w:sz w:val="17"/>
+              </w:rPr>
+              <w:t>**[詳細]**</w:t>
+            </w:r>
+          </w:p>
+        </w:tc>
+      </w:tr>
+      <w:tr>
+        <w:tc>
+          <w:tcPr>
+            <w:tcW w:type="dxa" w:w="3135"/>
+          </w:tcPr>
+          <w:p>
+            <w:r>
+              <w:rPr>
+                <w:sz w:val="17"/>
+              </w:rPr>
+              <w:t>強制的な貯蓄・過大な費用徴収はないか</w:t>
+            </w:r>
+          </w:p>
+        </w:tc>
+        <w:tc>
+          <w:tcPr>
+            <w:tcW w:type="dxa" w:w="3135"/>
+          </w:tcPr>
+          <w:p>
+            <w:r>
+              <w:rPr>
+                <w:sz w:val="17"/>
+              </w:rPr>
+              <w:t>□なし　□あり</w:t>
+            </w:r>
+          </w:p>
+        </w:tc>
+        <w:tc>
+          <w:tcPr>
+            <w:tcW w:type="dxa" w:w="3135"/>
+          </w:tcPr>
+          <w:p>
+            <w:r>
+              <w:rPr>
+                <w:sz w:val="17"/>
+              </w:rPr>
+              <w:t>**[詳細]**</w:t>
+            </w:r>
+          </w:p>
+        </w:tc>
+      </w:tr>
+      <w:tr>
+        <w:tc>
+          <w:tcPr>
+            <w:tcW w:type="dxa" w:w="3135"/>
+          </w:tcPr>
+          <w:p>
+            <w:r>
+              <w:rPr>
+                <w:sz w:val="17"/>
+              </w:rPr>
+              <w:t>外出・通信・プライベートへの不当な制限はないか</w:t>
+            </w:r>
+          </w:p>
+        </w:tc>
+        <w:tc>
+          <w:tcPr>
+            <w:tcW w:type="dxa" w:w="3135"/>
+          </w:tcPr>
+          <w:p>
+            <w:r>
+              <w:rPr>
+                <w:sz w:val="17"/>
+              </w:rPr>
+              <w:t>□なし　□あり</w:t>
+            </w:r>
+          </w:p>
+        </w:tc>
+        <w:tc>
+          <w:tcPr>
+            <w:tcW w:type="dxa" w:w="3135"/>
+          </w:tcPr>
+          <w:p>
+            <w:r>
+              <w:rPr>
+                <w:sz w:val="17"/>
+              </w:rPr>
+              <w:t>**[詳細]**</w:t>
+            </w:r>
+          </w:p>
+        </w:tc>
+      </w:tr>
+    </w:tbl>
+    <w:p/>
+    <w:p/>
+    <w:p>
+      <w:r>
+        <w:rPr>
+          <w:sz w:val="16"/>
+        </w:rPr>
+        <w:t>──────────────────────────────────────────────────</w:t>
+      </w:r>
+    </w:p>
+    <w:p/>
+    <w:p>
+      <w:r>
+        <w:rPr>
+          <w:b/>
+          <w:sz w:val="24"/>
+        </w:rPr>
+        <w:t>▌確認項目③：生活状況</w:t>
+      </w:r>
+    </w:p>
+    <w:p/>
+    <w:tbl>
+      <w:tblPr>
+        <w:tblStyle w:val="TableGrid"/>
+        <w:tblW w:type="auto" w:w="0"/>
+        <w:tblLook w:firstColumn="1" w:firstRow="1" w:lastColumn="0" w:lastRow="0" w:noHBand="0" w:noVBand="1" w:val="04A0"/>
+      </w:tblPr>
+      <w:tblGrid>
+        <w:gridCol w:w="3135"/>
+        <w:gridCol w:w="3135"/>
+        <w:gridCol w:w="3135"/>
+      </w:tblGrid>
+      <w:tr>
+        <w:tc>
+          <w:tcPr>
+            <w:tcW w:type="dxa" w:w="3135"/>
+          </w:tcPr>
+          <w:p>
+            <w:r>
+              <w:rPr>
+                <w:b/>
+                <w:sz w:val="17"/>
+              </w:rPr>
+              <w:t>確認項目</w:t>
+            </w:r>
+          </w:p>
+        </w:tc>
+        <w:tc>
+          <w:tcPr>
+            <w:tcW w:type="dxa" w:w="3135"/>
+          </w:tcPr>
+          <w:p>
+            <w:r>
+              <w:rPr>
+                <w:b/>
+                <w:sz w:val="17"/>
+              </w:rPr>
+              <w:t>結果</w:t>
+            </w:r>
+          </w:p>
+        </w:tc>
+        <w:tc>
+          <w:tcPr>
+            <w:tcW w:type="dxa" w:w="3135"/>
+          </w:tcPr>
+          <w:p>
+            <w:r>
+              <w:rPr>
+                <w:b/>
+                <w:sz w:val="17"/>
+              </w:rPr>
+              <w:t>問題内容（問題ありの場合）</w:t>
+            </w:r>
+          </w:p>
+        </w:tc>
+      </w:tr>
+      <w:tr>
+        <w:tc>
+          <w:tcPr>
+            <w:tcW w:type="dxa" w:w="3135"/>
+          </w:tcPr>
+          <w:p>
+            <w:r>
+              <w:rPr>
+                <w:sz w:val="17"/>
+              </w:rPr>
+              <w:t>現在の住居はどこか</w:t>
+            </w:r>
+          </w:p>
+        </w:tc>
+        <w:tc>
+          <w:tcPr>
+            <w:tcW w:type="dxa" w:w="3135"/>
+          </w:tcPr>
+          <w:p>
+            <w:r>
+              <w:rPr>
+                <w:sz w:val="17"/>
+              </w:rPr>
+              <w:t>**[居住状況]**（例：会社寮・単身アパート等）</w:t>
+            </w:r>
+          </w:p>
+        </w:tc>
+        <w:tc>
+          <w:tcPr>
+            <w:tcW w:type="dxa" w:w="3135"/>
+          </w:tcPr>
+          <w:p>
+            <w:r>
+              <w:rPr>
+                <w:sz w:val="17"/>
+              </w:rPr>
+              <w:t>—</w:t>
+            </w:r>
+          </w:p>
+        </w:tc>
+      </w:tr>
+      <w:tr>
+        <w:tc>
+          <w:tcPr>
+            <w:tcW w:type="dxa" w:w="3135"/>
+          </w:tcPr>
+          <w:p>
+            <w:r>
+              <w:rPr>
+                <w:sz w:val="17"/>
+              </w:rPr>
+              <w:t>住居の環境（衛生・安全・設備）に問題はないか</w:t>
+            </w:r>
+          </w:p>
+        </w:tc>
+        <w:tc>
+          <w:tcPr>
+            <w:tcW w:type="dxa" w:w="3135"/>
+          </w:tcPr>
+          <w:p>
+            <w:r>
+              <w:rPr>
+                <w:sz w:val="17"/>
+              </w:rPr>
+              <w:t>□なし　□あり</w:t>
+            </w:r>
+          </w:p>
+        </w:tc>
+        <w:tc>
+          <w:tcPr>
+            <w:tcW w:type="dxa" w:w="3135"/>
+          </w:tcPr>
+          <w:p>
+            <w:r>
+              <w:rPr>
+                <w:sz w:val="17"/>
+              </w:rPr>
+              <w:t>**[内容]**</w:t>
+            </w:r>
+          </w:p>
+        </w:tc>
+      </w:tr>
+      <w:tr>
+        <w:tc>
+          <w:tcPr>
+            <w:tcW w:type="dxa" w:w="3135"/>
+          </w:tcPr>
+          <w:p>
+            <w:r>
+              <w:rPr>
+                <w:sz w:val="17"/>
+              </w:rPr>
+              <w:t>家賃・光熱費の負担は適正か</w:t>
+            </w:r>
+          </w:p>
+        </w:tc>
+        <w:tc>
+          <w:tcPr>
+            <w:tcW w:type="dxa" w:w="3135"/>
+          </w:tcPr>
+          <w:p>
+            <w:r>
+              <w:rPr>
+                <w:sz w:val="17"/>
+              </w:rPr>
+              <w:t>□適正　□問題あり</w:t>
+            </w:r>
+          </w:p>
+        </w:tc>
+        <w:tc>
+          <w:tcPr>
+            <w:tcW w:type="dxa" w:w="3135"/>
+          </w:tcPr>
+          <w:p>
+            <w:r>
+              <w:rPr>
+                <w:sz w:val="17"/>
+              </w:rPr>
+              <w:t>**[内容]**</w:t>
+            </w:r>
+          </w:p>
+        </w:tc>
+      </w:tr>
+      <w:tr>
+        <w:tc>
+          <w:tcPr>
+            <w:tcW w:type="dxa" w:w="3135"/>
+          </w:tcPr>
+          <w:p>
+            <w:r>
+              <w:rPr>
+                <w:sz w:val="17"/>
+              </w:rPr>
+              <w:t>健康状態はどうか</w:t>
+            </w:r>
+          </w:p>
+        </w:tc>
+        <w:tc>
+          <w:tcPr>
+            <w:tcW w:type="dxa" w:w="3135"/>
+          </w:tcPr>
+          <w:p>
+            <w:r>
+              <w:rPr>
+                <w:sz w:val="17"/>
+              </w:rPr>
+              <w:t>□良好　□不調あり　□治療中</w:t>
+            </w:r>
+          </w:p>
+        </w:tc>
+        <w:tc>
+          <w:tcPr>
+            <w:tcW w:type="dxa" w:w="3135"/>
+          </w:tcPr>
+          <w:p>
+            <w:r>
+              <w:rPr>
+                <w:sz w:val="17"/>
+              </w:rPr>
+              <w:t>**[状況]**</w:t>
+            </w:r>
+          </w:p>
+        </w:tc>
+      </w:tr>
+      <w:tr>
+        <w:tc>
+          <w:tcPr>
+            <w:tcW w:type="dxa" w:w="3135"/>
+          </w:tcPr>
+          <w:p>
+            <w:r>
+              <w:rPr>
+                <w:sz w:val="17"/>
+              </w:rPr>
+              <w:t>医療機関は利用できているか</w:t>
+            </w:r>
+          </w:p>
+        </w:tc>
+        <w:tc>
+          <w:tcPr>
+            <w:tcW w:type="dxa" w:w="3135"/>
+          </w:tcPr>
+          <w:p>
+            <w:r>
+              <w:rPr>
+                <w:sz w:val="17"/>
+              </w:rPr>
+              <w:t>□利用可　□困難あり</w:t>
+            </w:r>
+          </w:p>
+        </w:tc>
+        <w:tc>
+          <w:tcPr>
+            <w:tcW w:type="dxa" w:w="3135"/>
+          </w:tcPr>
+          <w:p>
+            <w:r>
+              <w:rPr>
+                <w:sz w:val="17"/>
+              </w:rPr>
+              <w:t>**[内容]**</w:t>
+            </w:r>
+          </w:p>
+        </w:tc>
+      </w:tr>
+      <w:tr>
+        <w:tc>
+          <w:tcPr>
+            <w:tcW w:type="dxa" w:w="3135"/>
+          </w:tcPr>
+          <w:p>
+            <w:r>
+              <w:rPr>
+                <w:sz w:val="17"/>
+              </w:rPr>
+              <w:t>銀行口座の開設は完了しているか</w:t>
+            </w:r>
+          </w:p>
+        </w:tc>
+        <w:tc>
+          <w:tcPr>
+            <w:tcW w:type="dxa" w:w="3135"/>
+          </w:tcPr>
+          <w:p>
+            <w:r>
+              <w:rPr>
+                <w:sz w:val="17"/>
+              </w:rPr>
+              <w:t>□完了　□未完了</w:t>
+            </w:r>
+          </w:p>
+        </w:tc>
+        <w:tc>
+          <w:tcPr>
+            <w:tcW w:type="dxa" w:w="3135"/>
+          </w:tcPr>
+          <w:p>
+            <w:r>
+              <w:rPr>
+                <w:sz w:val="17"/>
+              </w:rPr>
+              <w:t>**[理由]**</w:t>
+            </w:r>
+          </w:p>
+        </w:tc>
+      </w:tr>
+      <w:tr>
+        <w:tc>
+          <w:tcPr>
+            <w:tcW w:type="dxa" w:w="3135"/>
+          </w:tcPr>
+          <w:p>
+            <w:r>
+              <w:rPr>
+                <w:sz w:val="17"/>
+              </w:rPr>
+              <w:t>住民登録は完了しているか</w:t>
+            </w:r>
+          </w:p>
+        </w:tc>
+        <w:tc>
+          <w:tcPr>
+            <w:tcW w:type="dxa" w:w="3135"/>
+          </w:tcPr>
+          <w:p>
+            <w:r>
+              <w:rPr>
+                <w:sz w:val="17"/>
+              </w:rPr>
+              <w:t>□完了　□未完了</w:t>
+            </w:r>
+          </w:p>
+        </w:tc>
+        <w:tc>
+          <w:tcPr>
+            <w:tcW w:type="dxa" w:w="3135"/>
+          </w:tcPr>
+          <w:p>
+            <w:r>
+              <w:rPr>
+                <w:sz w:val="17"/>
+              </w:rPr>
+              <w:t>**[理由]**</w:t>
+            </w:r>
+          </w:p>
+        </w:tc>
+      </w:tr>
+      <w:tr>
+        <w:tc>
+          <w:tcPr>
+            <w:tcW w:type="dxa" w:w="3135"/>
+          </w:tcPr>
+          <w:p>
+            <w:r>
+              <w:rPr>
+                <w:sz w:val="17"/>
+              </w:rPr>
+              <w:t>マイナンバーカードは取得済みか</w:t>
+            </w:r>
+          </w:p>
+        </w:tc>
+        <w:tc>
+          <w:tcPr>
+            <w:tcW w:type="dxa" w:w="3135"/>
+          </w:tcPr>
+          <w:p>
+            <w:r>
+              <w:rPr>
+                <w:sz w:val="17"/>
+              </w:rPr>
+              <w:t>□取得済　□申請中　□未申請</w:t>
+            </w:r>
+          </w:p>
+        </w:tc>
+        <w:tc>
+          <w:tcPr>
+            <w:tcW w:type="dxa" w:w="3135"/>
+          </w:tcPr>
+          <w:p>
+            <w:r>
+              <w:rPr>
+                <w:sz w:val="17"/>
+              </w:rPr>
+              <w:t>—</w:t>
+            </w:r>
+          </w:p>
+        </w:tc>
+      </w:tr>
+      <w:tr>
+        <w:tc>
+          <w:tcPr>
+            <w:tcW w:type="dxa" w:w="3135"/>
+          </w:tcPr>
+          <w:p>
+            <w:r>
+              <w:rPr>
+                <w:sz w:val="17"/>
+              </w:rPr>
+              <w:t>日常の買い物・移動に困っていないか</w:t>
+            </w:r>
+          </w:p>
+        </w:tc>
+        <w:tc>
+          <w:tcPr>
+            <w:tcW w:type="dxa" w:w="3135"/>
+          </w:tcPr>
+          <w:p>
+            <w:r>
+              <w:rPr>
+                <w:sz w:val="17"/>
+              </w:rPr>
+              <w:t>□問題なし　□困難あり</w:t>
+            </w:r>
+          </w:p>
+        </w:tc>
+        <w:tc>
+          <w:tcPr>
+            <w:tcW w:type="dxa" w:w="3135"/>
+          </w:tcPr>
+          <w:p>
+            <w:r>
+              <w:rPr>
+                <w:sz w:val="17"/>
+              </w:rPr>
+              <w:t>**[内容]**</w:t>
+            </w:r>
+          </w:p>
+        </w:tc>
+      </w:tr>
+      <w:tr>
+        <w:tc>
+          <w:tcPr>
+            <w:tcW w:type="dxa" w:w="3135"/>
+          </w:tcPr>
+          <w:p>
+            <w:r>
+              <w:rPr>
+                <w:sz w:val="17"/>
+              </w:rPr>
+              <w:t>ゴミ出し・騒音等の近隣トラブルはないか</w:t>
+            </w:r>
+          </w:p>
+        </w:tc>
+        <w:tc>
+          <w:tcPr>
+            <w:tcW w:type="dxa" w:w="3135"/>
+          </w:tcPr>
+          <w:p>
+            <w:r>
+              <w:rPr>
+                <w:sz w:val="17"/>
+              </w:rPr>
+              <w:t>□なし　□あり</w:t>
+            </w:r>
+          </w:p>
+        </w:tc>
+        <w:tc>
+          <w:tcPr>
+            <w:tcW w:type="dxa" w:w="3135"/>
+          </w:tcPr>
+          <w:p>
+            <w:r>
+              <w:rPr>
+                <w:sz w:val="17"/>
+              </w:rPr>
+              <w:t>**[内容]**</w:t>
+            </w:r>
+          </w:p>
+        </w:tc>
+      </w:tr>
+      <w:tr>
+        <w:tc>
+          <w:tcPr>
+            <w:tcW w:type="dxa" w:w="3135"/>
+          </w:tcPr>
+          <w:p>
+            <w:r>
+              <w:rPr>
+                <w:sz w:val="17"/>
+              </w:rPr>
+              <w:t>日本語の勉強は続けているか</w:t>
+            </w:r>
+          </w:p>
+        </w:tc>
+        <w:tc>
+          <w:tcPr>
+            <w:tcW w:type="dxa" w:w="3135"/>
+          </w:tcPr>
+          <w:p>
+            <w:r>
+              <w:rPr>
+                <w:sz w:val="17"/>
+              </w:rPr>
+              <w:t>□継続中　□休止　□未実施</w:t>
+            </w:r>
+          </w:p>
+        </w:tc>
+        <w:tc>
+          <w:tcPr>
+            <w:tcW w:type="dxa" w:w="3135"/>
+          </w:tcPr>
+          <w:p>
+            <w:r>
+              <w:rPr>
+                <w:sz w:val="17"/>
+              </w:rPr>
+              <w:t>—</w:t>
+            </w:r>
+          </w:p>
+        </w:tc>
+      </w:tr>
+      <w:tr>
+        <w:tc>
+          <w:tcPr>
+            <w:tcW w:type="dxa" w:w="3135"/>
+          </w:tcPr>
+          <w:p>
+            <w:r>
+              <w:rPr>
+                <w:sz w:val="17"/>
+              </w:rPr>
+              <w:t>地域の人との交流はあるか</w:t>
+            </w:r>
+          </w:p>
+        </w:tc>
+        <w:tc>
+          <w:tcPr>
+            <w:tcW w:type="dxa" w:w="3135"/>
+          </w:tcPr>
+          <w:p>
+            <w:r>
+              <w:rPr>
+                <w:sz w:val="17"/>
+              </w:rPr>
+              <w:t>□あり　□なし</w:t>
+            </w:r>
+          </w:p>
+        </w:tc>
+        <w:tc>
+          <w:tcPr>
+            <w:tcW w:type="dxa" w:w="3135"/>
+          </w:tcPr>
+          <w:p>
+            <w:r>
+              <w:rPr>
+                <w:sz w:val="17"/>
+              </w:rPr>
+              <w:t>—</w:t>
+            </w:r>
+          </w:p>
+        </w:tc>
+      </w:tr>
+    </w:tbl>
+    <w:p/>
+    <w:p/>
+    <w:p>
+      <w:r>
+        <w:rPr>
+          <w:sz w:val="16"/>
+        </w:rPr>
+        <w:t>──────────────────────────────────────────────────</w:t>
+      </w:r>
+    </w:p>
+    <w:p/>
+    <w:p>
+      <w:r>
+        <w:rPr>
+          <w:b/>
+          <w:sz w:val="24"/>
+        </w:rPr>
+        <w:t>▌確認項目④：本人の意向・相談事項</w:t>
+      </w:r>
+    </w:p>
+    <w:p/>
+    <w:tbl>
+      <w:tblPr>
+        <w:tblStyle w:val="TableGrid"/>
+        <w:tblW w:type="auto" w:w="0"/>
+        <w:tblLook w:firstColumn="1" w:firstRow="1" w:lastColumn="0" w:lastRow="0" w:noHBand="0" w:noVBand="1" w:val="04A0"/>
+      </w:tblPr>
+      <w:tblGrid>
+        <w:gridCol w:w="4703"/>
+        <w:gridCol w:w="4703"/>
+      </w:tblGrid>
+      <w:tr>
+        <w:tc>
+          <w:tcPr>
+            <w:tcW w:type="dxa" w:w="4703"/>
+          </w:tcPr>
+          <w:p>
+            <w:r>
+              <w:rPr>
+                <w:b/>
+                <w:sz w:val="17"/>
+              </w:rPr>
+              <w:t>項目</w:t>
+            </w:r>
+          </w:p>
+        </w:tc>
+        <w:tc>
+          <w:tcPr>
+            <w:tcW w:type="dxa" w:w="4703"/>
+          </w:tcPr>
+          <w:p>
+            <w:r>
+              <w:rPr>
+                <w:b/>
+                <w:sz w:val="17"/>
+              </w:rPr>
+              <w:t>内容</w:t>
+            </w:r>
+          </w:p>
+        </w:tc>
+      </w:tr>
+      <w:tr>
+        <w:tc>
+          <w:tcPr>
+            <w:tcW w:type="dxa" w:w="4703"/>
+          </w:tcPr>
+          <w:p>
+            <w:r>
+              <w:rPr>
+                <w:sz w:val="17"/>
+              </w:rPr>
+              <w:t>今後の就労継続意向</w:t>
+            </w:r>
+          </w:p>
+        </w:tc>
+        <w:tc>
+          <w:tcPr>
+            <w:tcW w:type="dxa" w:w="4703"/>
+          </w:tcPr>
+          <w:p>
+            <w:r>
+              <w:rPr>
+                <w:sz w:val="17"/>
+              </w:rPr>
+              <w:t>□継続して就労したい　□転職を希望（理由：**[転職理由]**）　□帰国を希望（時期：**[希望時期]**）</w:t>
+            </w:r>
+          </w:p>
+        </w:tc>
+      </w:tr>
+      <w:tr>
+        <w:tc>
+          <w:tcPr>
+            <w:tcW w:type="dxa" w:w="4703"/>
+          </w:tcPr>
+          <w:p>
+            <w:r>
+              <w:rPr>
+                <w:sz w:val="17"/>
               </w:rPr>
               <w:t>本人からの相談・要望</w:t>
             </w:r>
@@ -2198,14 +2359,14 @@
         </w:tc>
         <w:tc>
           <w:tcPr>
-            <w:tcW w:type="dxa" w:w="2351"/>
+            <w:tcW w:type="dxa" w:w="4703"/>
           </w:tcPr>
           <w:p>
             <w:r>
               <w:rPr>
-                <w:sz w:val="18"/>
+                <w:sz w:val="17"/>
               </w:rPr>
-              <w:t>特になし</w:t>
+              <w:t>**[相談要望内容]**（なければ「特になし」）</w:t>
             </w:r>
           </w:p>
         </w:tc>
@@ -2213,52 +2374,89 @@
       <w:tr>
         <w:tc>
           <w:tcPr>
-            <w:tcW w:type="dxa" w:w="2351"/>
+            <w:tcW w:type="dxa" w:w="4703"/>
           </w:tcPr>
           <w:p>
             <w:r>
               <w:rPr>
-                <w:sz w:val="18"/>
+                <w:sz w:val="17"/>
               </w:rPr>
+              <w:t>前回面談からの変化</w:t>
             </w:r>
           </w:p>
         </w:tc>
         <w:tc>
           <w:tcPr>
-            <w:tcW w:type="dxa" w:w="2351"/>
+            <w:tcW w:type="dxa" w:w="4703"/>
           </w:tcPr>
           <w:p>
             <w:r>
               <w:rPr>
-                <w:sz w:val="18"/>
+                <w:sz w:val="17"/>
               </w:rPr>
-              <w:t>`[就労継続意向]`</w:t>
+              <w:t>**[変化内容]**（なければ「特になし」）</w:t>
+            </w:r>
+          </w:p>
+        </w:tc>
+      </w:tr>
+    </w:tbl>
+    <w:p/>
+    <w:p/>
+    <w:p>
+      <w:r>
+        <w:rPr>
+          <w:sz w:val="16"/>
+        </w:rPr>
+        <w:t>──────────────────────────────────────────────────</w:t>
+      </w:r>
+    </w:p>
+    <w:p/>
+    <w:p>
+      <w:r>
+        <w:rPr>
+          <w:b/>
+          <w:sz w:val="24"/>
+        </w:rPr>
+        <w:t>▌面談担当者の所見・対応方針</w:t>
+      </w:r>
+    </w:p>
+    <w:p/>
+    <w:tbl>
+      <w:tblPr>
+        <w:tblStyle w:val="TableGrid"/>
+        <w:tblW w:type="auto" w:w="0"/>
+        <w:tblLook w:firstColumn="1" w:firstRow="1" w:lastColumn="0" w:lastRow="0" w:noHBand="0" w:noVBand="1" w:val="04A0"/>
+      </w:tblPr>
+      <w:tblGrid>
+        <w:gridCol w:w="4703"/>
+        <w:gridCol w:w="4703"/>
+      </w:tblGrid>
+      <w:tr>
+        <w:tc>
+          <w:tcPr>
+            <w:tcW w:type="dxa" w:w="4703"/>
+          </w:tcPr>
+          <w:p>
+            <w:r>
+              <w:rPr>
+                <w:b/>
+                <w:sz w:val="17"/>
+              </w:rPr>
+              <w:t>項目</w:t>
             </w:r>
           </w:p>
         </w:tc>
         <w:tc>
           <w:tcPr>
-            <w:tcW w:type="dxa" w:w="2351"/>
+            <w:tcW w:type="dxa" w:w="4703"/>
           </w:tcPr>
           <w:p>
             <w:r>
               <w:rPr>
-                <w:sz w:val="18"/>
+                <w:b/>
+                <w:sz w:val="17"/>
               </w:rPr>
-              <w:t>今後の意向</w:t>
-            </w:r>
-          </w:p>
-        </w:tc>
-        <w:tc>
-          <w:tcPr>
-            <w:tcW w:type="dxa" w:w="2351"/>
-          </w:tcPr>
-          <w:p>
-            <w:r>
-              <w:rPr>
-                <w:sz w:val="18"/>
-              </w:rPr>
-              <w:t>□継続就労</w:t>
+              <w:t>内容</w:t>
             </w:r>
           </w:p>
         </w:tc>
@@ -2266,52 +2464,27 @@
       <w:tr>
         <w:tc>
           <w:tcPr>
-            <w:tcW w:type="dxa" w:w="2351"/>
+            <w:tcW w:type="dxa" w:w="4703"/>
           </w:tcPr>
           <w:p>
             <w:r>
               <w:rPr>
-                <w:sz w:val="18"/>
+                <w:sz w:val="17"/>
               </w:rPr>
+              <w:t>総合所見</w:t>
             </w:r>
           </w:p>
         </w:tc>
         <w:tc>
           <w:tcPr>
-            <w:tcW w:type="dxa" w:w="2351"/>
+            <w:tcW w:type="dxa" w:w="4703"/>
           </w:tcPr>
           <w:p>
             <w:r>
               <w:rPr>
-                <w:sz w:val="18"/>
+                <w:sz w:val="17"/>
               </w:rPr>
-              <w:t>`[面談担当者所見]`</w:t>
-            </w:r>
-          </w:p>
-        </w:tc>
-        <w:tc>
-          <w:tcPr>
-            <w:tcW w:type="dxa" w:w="2351"/>
-          </w:tcPr>
-          <w:p>
-            <w:r>
-              <w:rPr>
-                <w:sz w:val="18"/>
-              </w:rPr>
-              <w:t>担当者の総合所見</w:t>
-            </w:r>
-          </w:p>
-        </w:tc>
-        <w:tc>
-          <w:tcPr>
-            <w:tcW w:type="dxa" w:w="2351"/>
-          </w:tcPr>
-          <w:p>
-            <w:r>
-              <w:rPr>
-                <w:sz w:val="18"/>
-              </w:rPr>
-              <w:t>3〜5行程度</w:t>
+              <w:t>**[総合所見]**</w:t>
             </w:r>
           </w:p>
         </w:tc>
@@ -2319,53 +2492,27 @@
       <w:tr>
         <w:tc>
           <w:tcPr>
-            <w:tcW w:type="dxa" w:w="2351"/>
+            <w:tcW w:type="dxa" w:w="4703"/>
           </w:tcPr>
           <w:p>
             <w:r>
               <w:rPr>
-                <w:sz w:val="18"/>
+                <w:sz w:val="17"/>
               </w:rPr>
-              <w:t>**★外国人ごと**</w:t>
+              <w:t>問題事案</w:t>
             </w:r>
           </w:p>
         </w:tc>
         <w:tc>
           <w:tcPr>
-            <w:tcW w:type="dxa" w:w="2351"/>
+            <w:tcW w:type="dxa" w:w="4703"/>
           </w:tcPr>
           <w:p>
             <w:r>
               <w:rPr>
-                <w:sz w:val="18"/>
+                <w:sz w:val="17"/>
               </w:rPr>
-              <w:t>`[外国人氏名]`</w:t>
-            </w:r>
-          </w:p>
-        </w:tc>
-        <w:tc>
-          <w:tcPr>
-            <w:tcW w:type="dxa" w:w="2351"/>
-          </w:tcPr>
-          <w:p>
-            <w:r>
-              <w:rPr>
-                <w:sz w:val="18"/>
-              </w:rPr>
-              <w:t>ローマ字氏名</w:t>
-            </w:r>
-          </w:p>
-        </w:tc>
-        <w:tc>
-          <w:tcPr>
-            <w:tcW w:type="dxa" w:w="2351"/>
-          </w:tcPr>
-          <w:p>
-            <w:r>
-              <w:rPr>
-                <w:sz w:val="18"/>
-              </w:rPr>
-              <w:t>NGUYEN VAN A</w:t>
+              <w:t>□なし　□あり（以下に記載）</w:t>
             </w:r>
           </w:p>
         </w:tc>
@@ -2373,52 +2520,27 @@
       <w:tr>
         <w:tc>
           <w:tcPr>
-            <w:tcW w:type="dxa" w:w="2351"/>
+            <w:tcW w:type="dxa" w:w="4703"/>
           </w:tcPr>
           <w:p>
             <w:r>
               <w:rPr>
-                <w:sz w:val="18"/>
+                <w:sz w:val="17"/>
               </w:rPr>
+              <w:t>受入機関への指導・通知の要否</w:t>
             </w:r>
           </w:p>
         </w:tc>
         <w:tc>
           <w:tcPr>
-            <w:tcW w:type="dxa" w:w="2351"/>
+            <w:tcW w:type="dxa" w:w="4703"/>
           </w:tcPr>
           <w:p>
             <w:r>
               <w:rPr>
-                <w:sz w:val="18"/>
+                <w:sz w:val="17"/>
               </w:rPr>
-              <w:t>`[在留カード番号]`</w:t>
-            </w:r>
-          </w:p>
-        </w:tc>
-        <w:tc>
-          <w:tcPr>
-            <w:tcW w:type="dxa" w:w="2351"/>
-          </w:tcPr>
-          <w:p>
-            <w:r>
-              <w:rPr>
-                <w:sz w:val="18"/>
-              </w:rPr>
-              <w:t>在留カード番号</w:t>
-            </w:r>
-          </w:p>
-        </w:tc>
-        <w:tc>
-          <w:tcPr>
-            <w:tcW w:type="dxa" w:w="2351"/>
-          </w:tcPr>
-          <w:p>
-            <w:r>
-              <w:rPr>
-                <w:sz w:val="18"/>
-              </w:rPr>
-              <w:t>AA12345678AB</w:t>
+              <w:t>□不要　□必要（**[指導内容]**、通知予定日：**[通知予定日]**）</w:t>
             </w:r>
           </w:p>
         </w:tc>
@@ -2426,52 +2548,124 @@
       <w:tr>
         <w:tc>
           <w:tcPr>
-            <w:tcW w:type="dxa" w:w="2351"/>
+            <w:tcW w:type="dxa" w:w="4703"/>
           </w:tcPr>
           <w:p>
             <w:r>
               <w:rPr>
-                <w:sz w:val="18"/>
+                <w:sz w:val="17"/>
               </w:rPr>
+              <w:t>行政機関への通報の要否</w:t>
             </w:r>
           </w:p>
         </w:tc>
         <w:tc>
           <w:tcPr>
-            <w:tcW w:type="dxa" w:w="2351"/>
+            <w:tcW w:type="dxa" w:w="4703"/>
           </w:tcPr>
           <w:p>
             <w:r>
               <w:rPr>
-                <w:sz w:val="18"/>
+                <w:sz w:val="17"/>
               </w:rPr>
-              <w:t>`[受入機関名]`</w:t>
+              <w:t>□不要　□必要（機関名：**[通報先機関名]**）</w:t>
+            </w:r>
+          </w:p>
+        </w:tc>
+      </w:tr>
+    </w:tbl>
+    <w:p/>
+    <w:p/>
+    <w:p>
+      <w:r>
+        <w:rPr>
+          <w:sz w:val="19"/>
+        </w:rPr>
+        <w:t>**問題事案一覧（あれば記載）**</w:t>
+      </w:r>
+    </w:p>
+    <w:p/>
+    <w:tbl>
+      <w:tblPr>
+        <w:tblStyle w:val="TableGrid"/>
+        <w:tblW w:type="auto" w:w="0"/>
+        <w:tblLook w:firstColumn="1" w:firstRow="1" w:lastColumn="0" w:lastRow="0" w:noHBand="0" w:noVBand="1" w:val="04A0"/>
+      </w:tblPr>
+      <w:tblGrid>
+        <w:gridCol w:w="1881"/>
+        <w:gridCol w:w="1881"/>
+        <w:gridCol w:w="1881"/>
+        <w:gridCol w:w="1881"/>
+        <w:gridCol w:w="1881"/>
+      </w:tblGrid>
+      <w:tr>
+        <w:tc>
+          <w:tcPr>
+            <w:tcW w:type="dxa" w:w="1881"/>
+          </w:tcPr>
+          <w:p>
+            <w:r>
+              <w:rPr>
+                <w:b/>
+                <w:sz w:val="17"/>
+              </w:rPr>
+              <w:t>No</w:t>
             </w:r>
           </w:p>
         </w:tc>
         <w:tc>
           <w:tcPr>
-            <w:tcW w:type="dxa" w:w="2351"/>
+            <w:tcW w:type="dxa" w:w="1881"/>
           </w:tcPr>
           <w:p>
             <w:r>
               <w:rPr>
-                <w:sz w:val="18"/>
+                <w:b/>
+                <w:sz w:val="17"/>
               </w:rPr>
-              <w:t>受入機関正式名称</w:t>
+              <w:t>事案内容</w:t>
             </w:r>
           </w:p>
         </w:tc>
         <w:tc>
           <w:tcPr>
-            <w:tcW w:type="dxa" w:w="2351"/>
+            <w:tcW w:type="dxa" w:w="1881"/>
           </w:tcPr>
           <w:p>
             <w:r>
               <w:rPr>
-                <w:sz w:val="18"/>
+                <w:b/>
+                <w:sz w:val="17"/>
               </w:rPr>
-              <w:t>株式会社〇〇食品</w:t>
+              <w:t>緊急度</w:t>
+            </w:r>
+          </w:p>
+        </w:tc>
+        <w:tc>
+          <w:tcPr>
+            <w:tcW w:type="dxa" w:w="1881"/>
+          </w:tcPr>
+          <w:p>
+            <w:r>
+              <w:rPr>
+                <w:b/>
+                <w:sz w:val="17"/>
+              </w:rPr>
+              <w:t>対応期限</w:t>
+            </w:r>
+          </w:p>
+        </w:tc>
+        <w:tc>
+          <w:tcPr>
+            <w:tcW w:type="dxa" w:w="1881"/>
+          </w:tcPr>
+          <w:p>
+            <w:r>
+              <w:rPr>
+                <w:b/>
+                <w:sz w:val="17"/>
+              </w:rPr>
+              <w:t>担当者</w:t>
             </w:r>
           </w:p>
         </w:tc>
@@ -2479,58 +2673,348 @@
       <w:tr>
         <w:tc>
           <w:tcPr>
-            <w:tcW w:type="dxa" w:w="2351"/>
+            <w:tcW w:type="dxa" w:w="1881"/>
           </w:tcPr>
           <w:p>
             <w:r>
               <w:rPr>
-                <w:sz w:val="18"/>
+                <w:sz w:val="17"/>
               </w:rPr>
-              <w:t>**██固定██**</w:t>
+              <w:t>1</w:t>
             </w:r>
           </w:p>
         </w:tc>
         <w:tc>
           <w:tcPr>
-            <w:tcW w:type="dxa" w:w="2351"/>
+            <w:tcW w:type="dxa" w:w="1881"/>
           </w:tcPr>
           <w:p>
             <w:r>
               <w:rPr>
-                <w:sz w:val="18"/>
+                <w:sz w:val="17"/>
               </w:rPr>
-              <w:t>`[自社名称]` `[面談担当者氏名]`</w:t>
+              <w:t>**[事案内容_1]**</w:t>
             </w:r>
           </w:p>
         </w:tc>
         <w:tc>
           <w:tcPr>
-            <w:tcW w:type="dxa" w:w="2351"/>
+            <w:tcW w:type="dxa" w:w="1881"/>
           </w:tcPr>
           <w:p>
             <w:r>
               <w:rPr>
-                <w:sz w:val="18"/>
+                <w:sz w:val="17"/>
               </w:rPr>
-              <w:t>会社マスタより</w:t>
+              <w:t>□高　□中　□低</w:t>
             </w:r>
           </w:p>
         </w:tc>
         <w:tc>
           <w:tcPr>
-            <w:tcW w:type="dxa" w:w="2351"/>
+            <w:tcW w:type="dxa" w:w="1881"/>
           </w:tcPr>
           <w:p>
             <w:r>
               <w:rPr>
-                <w:sz w:val="18"/>
+                <w:sz w:val="17"/>
               </w:rPr>
-              <w:t>永久固定</w:t>
+              <w:t>**[対応期限_1]**</w:t>
+            </w:r>
+          </w:p>
+        </w:tc>
+        <w:tc>
+          <w:tcPr>
+            <w:tcW w:type="dxa" w:w="1881"/>
+          </w:tcPr>
+          <w:p>
+            <w:r>
+              <w:rPr>
+                <w:sz w:val="17"/>
+              </w:rPr>
+              <w:t>**[担当者_1]**</w:t>
+            </w:r>
+          </w:p>
+        </w:tc>
+      </w:tr>
+      <w:tr>
+        <w:tc>
+          <w:tcPr>
+            <w:tcW w:type="dxa" w:w="1881"/>
+          </w:tcPr>
+          <w:p>
+            <w:r>
+              <w:rPr>
+                <w:sz w:val="17"/>
+              </w:rPr>
+              <w:t>2</w:t>
+            </w:r>
+          </w:p>
+        </w:tc>
+        <w:tc>
+          <w:tcPr>
+            <w:tcW w:type="dxa" w:w="1881"/>
+          </w:tcPr>
+          <w:p>
+            <w:r>
+              <w:rPr>
+                <w:sz w:val="17"/>
+              </w:rPr>
+              <w:t>**[事案内容_2]**</w:t>
+            </w:r>
+          </w:p>
+        </w:tc>
+        <w:tc>
+          <w:tcPr>
+            <w:tcW w:type="dxa" w:w="1881"/>
+          </w:tcPr>
+          <w:p>
+            <w:r>
+              <w:rPr>
+                <w:sz w:val="17"/>
+              </w:rPr>
+              <w:t>□高　□中　□低</w:t>
+            </w:r>
+          </w:p>
+        </w:tc>
+        <w:tc>
+          <w:tcPr>
+            <w:tcW w:type="dxa" w:w="1881"/>
+          </w:tcPr>
+          <w:p>
+            <w:r>
+              <w:rPr>
+                <w:sz w:val="17"/>
+              </w:rPr>
+              <w:t>**[対応期限_2]**</w:t>
+            </w:r>
+          </w:p>
+        </w:tc>
+        <w:tc>
+          <w:tcPr>
+            <w:tcW w:type="dxa" w:w="1881"/>
+          </w:tcPr>
+          <w:p>
+            <w:r>
+              <w:rPr>
+                <w:sz w:val="17"/>
+              </w:rPr>
+              <w:t>**[担当者_2]**</w:t>
             </w:r>
           </w:p>
         </w:tc>
       </w:tr>
     </w:tbl>
+    <w:p/>
+    <w:p/>
+    <w:p>
+      <w:r>
+        <w:rPr>
+          <w:sz w:val="16"/>
+        </w:rPr>
+        <w:t>──────────────────────────────────────────────────</w:t>
+      </w:r>
+    </w:p>
+    <w:p/>
+    <w:p>
+      <w:r>
+        <w:rPr>
+          <w:b/>
+          <w:sz w:val="24"/>
+        </w:rPr>
+        <w:t>▌署名</w:t>
+      </w:r>
+    </w:p>
+    <w:p/>
+    <w:p>
+      <w:r>
+        <w:rPr>
+          <w:sz w:val="19"/>
+        </w:rPr>
+        <w:t>本面談の内容を確認しました。</w:t>
+      </w:r>
+    </w:p>
+    <w:p/>
+    <w:tbl>
+      <w:tblPr>
+        <w:tblStyle w:val="TableGrid"/>
+        <w:tblW w:type="auto" w:w="0"/>
+        <w:tblLook w:firstColumn="1" w:firstRow="1" w:lastColumn="0" w:lastRow="0" w:noHBand="0" w:noVBand="1" w:val="04A0"/>
+      </w:tblPr>
+      <w:tblGrid>
+        <w:gridCol w:w="3135"/>
+        <w:gridCol w:w="3135"/>
+        <w:gridCol w:w="3135"/>
+      </w:tblGrid>
+      <w:tr>
+        <w:tc>
+          <w:tcPr>
+            <w:tcW w:type="dxa" w:w="3135"/>
+          </w:tcPr>
+          <w:p>
+            <w:r>
+              <w:rPr>
+                <w:b/>
+                <w:sz w:val="17"/>
+              </w:rPr>
+              <w:t>役割</w:t>
+            </w:r>
+          </w:p>
+        </w:tc>
+        <w:tc>
+          <w:tcPr>
+            <w:tcW w:type="dxa" w:w="3135"/>
+          </w:tcPr>
+          <w:p>
+            <w:r>
+              <w:rPr>
+                <w:b/>
+                <w:sz w:val="17"/>
+              </w:rPr>
+              <w:t>氏名（署名）</w:t>
+            </w:r>
+          </w:p>
+        </w:tc>
+        <w:tc>
+          <w:tcPr>
+            <w:tcW w:type="dxa" w:w="3135"/>
+          </w:tcPr>
+          <w:p>
+            <w:r>
+              <w:rPr>
+                <w:b/>
+                <w:sz w:val="17"/>
+              </w:rPr>
+              <w:t>日付</w:t>
+            </w:r>
+          </w:p>
+        </w:tc>
+      </w:tr>
+      <w:tr>
+        <w:tc>
+          <w:tcPr>
+            <w:tcW w:type="dxa" w:w="3135"/>
+          </w:tcPr>
+          <w:p>
+            <w:r>
+              <w:rPr>
+                <w:sz w:val="17"/>
+              </w:rPr>
+              <w:t>外国人本人（ローマ字署名）</w:t>
+            </w:r>
+          </w:p>
+        </w:tc>
+        <w:tc>
+          <w:tcPr>
+            <w:tcW w:type="dxa" w:w="3135"/>
+          </w:tcPr>
+          <w:p>
+            <w:r>
+              <w:rPr>
+                <w:sz w:val="17"/>
+              </w:rPr>
+              <w:t>___________________________</w:t>
+            </w:r>
+          </w:p>
+        </w:tc>
+        <w:tc>
+          <w:tcPr>
+            <w:tcW w:type="dxa" w:w="3135"/>
+          </w:tcPr>
+          <w:p>
+            <w:r>
+              <w:rPr>
+                <w:sz w:val="17"/>
+              </w:rPr>
+              <w:t>令和 **[署名年]** 年 **[署名月]** 月 **[署名日]** 日</w:t>
+            </w:r>
+          </w:p>
+        </w:tc>
+      </w:tr>
+      <w:tr>
+        <w:tc>
+          <w:tcPr>
+            <w:tcW w:type="dxa" w:w="3135"/>
+          </w:tcPr>
+          <w:p>
+            <w:r>
+              <w:rPr>
+                <w:sz w:val="17"/>
+              </w:rPr>
+              <w:t>面談担当者</w:t>
+            </w:r>
+          </w:p>
+        </w:tc>
+        <w:tc>
+          <w:tcPr>
+            <w:tcW w:type="dxa" w:w="3135"/>
+          </w:tcPr>
+          <w:p>
+            <w:r>
+              <w:rPr>
+                <w:sz w:val="17"/>
+              </w:rPr>
+              <w:t>[面談担当者氏名]　印</w:t>
+            </w:r>
+          </w:p>
+        </w:tc>
+        <w:tc>
+          <w:tcPr>
+            <w:tcW w:type="dxa" w:w="3135"/>
+          </w:tcPr>
+          <w:p>
+            <w:r>
+              <w:rPr>
+                <w:sz w:val="17"/>
+              </w:rPr>
+              <w:t>同上</w:t>
+            </w:r>
+          </w:p>
+        </w:tc>
+      </w:tr>
+      <w:tr>
+        <w:tc>
+          <w:tcPr>
+            <w:tcW w:type="dxa" w:w="3135"/>
+          </w:tcPr>
+          <w:p>
+            <w:r>
+              <w:rPr>
+                <w:sz w:val="17"/>
+              </w:rPr>
+              <w:t>確認者</w:t>
+            </w:r>
+          </w:p>
+        </w:tc>
+        <w:tc>
+          <w:tcPr>
+            <w:tcW w:type="dxa" w:w="3135"/>
+          </w:tcPr>
+          <w:p>
+            <w:r>
+              <w:rPr>
+                <w:sz w:val="17"/>
+              </w:rPr>
+              <w:t>[確認者氏名・役職]　印</w:t>
+            </w:r>
+          </w:p>
+        </w:tc>
+        <w:tc>
+          <w:tcPr>
+            <w:tcW w:type="dxa" w:w="3135"/>
+          </w:tcPr>
+          <w:p>
+            <w:r>
+              <w:rPr>
+                <w:sz w:val="17"/>
+              </w:rPr>
+              <w:t>同上</w:t>
+            </w:r>
+          </w:p>
+        </w:tc>
+      </w:tr>
+    </w:tbl>
+    <w:p/>
     <w:p/>
     <w:sectPr>
       <w:pgSz w:w="12240" w:h="15840"/>
@@ -2907,7 +3391,7 @@
     <w:rsid w:val="00FC693F"/>
     <w:rPr>
       <w:rFonts w:ascii="MS Gothic" w:hAnsi="MS Gothic"/>
-      <w:sz w:val="20"/>
+      <w:sz w:val="19"/>
     </w:rPr>
   </w:style>
   <w:style w:type="paragraph" w:styleId="Header">
